--- a/courts/third-circuit/virgin-islands/federal/bankruptcy-district/adversary-complaint/usage/OUTPUT-adversary-complaint.docx
+++ b/courts/third-circuit/virgin-islands/federal/bankruptcy-district/adversary-complaint/usage/OUTPUT-adversary-complaint.docx
@@ -4,7 +4,9 @@
   <w:body>
     <w:p>
       <w:pPr>
-        <w:pStyle w:val="Centered"/>
+        <w:spacing w:before="0" w:after="0" w:line="276" w:lineRule="exact"/>
+        <w:ind w:left="0" w:firstLine="0"/>
+        <w:jc w:val="center"/>
       </w:pPr>
       <w:r>
         <w:rPr>
@@ -16,7 +18,9 @@
     </w:p>
     <w:p>
       <w:pPr>
-        <w:pStyle w:val="Centered"/>
+        <w:spacing w:before="0" w:after="0" w:line="276" w:lineRule="exact"/>
+        <w:ind w:left="0" w:firstLine="0"/>
+        <w:jc w:val="center"/>
       </w:pPr>
       <w:r>
         <w:rPr>
@@ -28,7 +32,9 @@
     </w:p>
     <w:p>
       <w:pPr>
-        <w:spacing w:before="0" w:after="0" w:line="416" w:lineRule="exact"/>
+        <w:spacing w:before="0" w:after="0" w:line="480" w:lineRule="exact"/>
+        <w:ind w:left="0" w:firstLine="0"/>
+        <w:jc w:val="left"/>
       </w:pPr>
     </w:p>
     <w:tbl>
@@ -45,10 +51,12 @@
         </w:tblBorders>
         <w:tblLayout w:type="fixed"/>
         <w:tblCellMar>
+          <w:top w:w="0" w:type="dxa"/>
           <w:left w:w="0" w:type="dxa"/>
+          <w:bottom w:w="0" w:type="dxa"/>
           <w:right w:w="0" w:type="dxa"/>
         </w:tblCellMar>
-        <w:tblLook w:firstRow="0" w:lastRow="0" w:firstColumn="0" w:lastColumn="0" w:noHBand="1" w:noVBand="1"/>
+        <w:tblLook w:val="0000" w:firstRow="0" w:lastRow="0" w:firstColumn="0" w:lastColumn="0" w:noHBand="0" w:noVBand="0"/>
       </w:tblPr>
       <w:tblGrid>
         <w:gridCol w:w="4968"/>
@@ -62,22 +70,20 @@
           <w:tcPr>
             <w:tcW w:w="4968" w:type="dxa"/>
             <w:tcBorders>
-              <w:top w:val="single" w:sz="6" w:space="0" w:color="000000"/>
-              <w:left w:val="nil"/>
               <w:bottom w:val="single" w:sz="6" w:space="0" w:color="000000"/>
               <w:right w:val="single" w:sz="6" w:space="0" w:color="000000"/>
             </w:tcBorders>
             <w:tcMar>
-              <w:top w:w="100" w:type="dxa"/>
-              <w:left w:w="0" w:type="dxa"/>
-              <w:bottom w:w="180" w:type="dxa"/>
-              <w:right w:w="360" w:type="dxa"/>
+              <w:top w:w="120" w:type="dxa"/>
+              <w:bottom w:w="185" w:type="dxa"/>
+              <w:right w:w="288" w:type="dxa"/>
             </w:tcMar>
           </w:tcPr>
           <w:p>
             <w:pPr>
-              <w:pStyle w:val="Front"/>
-              <w:spacing w:after="120"/>
+              <w:spacing w:before="0" w:after="0" w:line="276" w:lineRule="exact"/>
+              <w:ind w:left="0" w:firstLine="0"/>
+              <w:jc w:val="left"/>
             </w:pPr>
             <w:r>
               <w:t xml:space="preserve">In re:</w:t>
@@ -85,16 +91,31 @@
           </w:p>
           <w:p>
             <w:pPr>
-              <w:pStyle w:val="Front"/>
+              <w:spacing w:before="0" w:after="0" w:line="276" w:lineRule="exact"/>
+              <w:ind w:left="0" w:firstLine="0"/>
+              <w:jc w:val="left"/>
             </w:pPr>
             <w:r>
-              <w:t xml:space="preserve">INNOVATIVE COMMUNICATION CORPORATION,</w:t>
+              <w:t xml:space="preserve">INNOVATIVE</w:t>
+            </w:r>
+            <w:r>
+              <w:t xml:space="preserve"> </w:t>
+            </w:r>
+            <w:r>
+              <w:t xml:space="preserve">COMMUNICATION</w:t>
+            </w:r>
+            <w:r>
+              <w:t xml:space="preserve"> </w:t>
+            </w:r>
+            <w:r>
+              <w:t xml:space="preserve">CORPORATION,</w:t>
             </w:r>
           </w:p>
           <w:p>
             <w:pPr>
-              <w:pStyle w:val="Front"/>
-              <w:ind w:left="1728" w:firstLine="0"/>
+              <w:spacing w:before="0" w:after="0" w:line="276" w:lineRule="exact"/>
+              <w:ind w:left="720" w:firstLine="0"/>
+              <w:jc w:val="left"/>
             </w:pPr>
             <w:r>
               <w:t xml:space="preserve">Debtor.</w:t>
@@ -104,34 +125,38 @@
         <w:tc>
           <w:tcPr>
             <w:tcW w:w="4392" w:type="dxa"/>
-            <w:tcBorders>
-              <w:top w:val="nil"/>
-              <w:left w:val="single" w:sz="6" w:space="0" w:color="000000"/>
-              <w:bottom w:val="nil"/>
-              <w:right w:val="nil"/>
-            </w:tcBorders>
             <w:tcMar>
-              <w:top w:w="100" w:type="dxa"/>
-              <w:left w:w="360" w:type="dxa"/>
-              <w:bottom w:w="180" w:type="dxa"/>
-              <w:right w:w="0" w:type="dxa"/>
+              <w:top w:w="120" w:type="dxa"/>
+              <w:left w:w="288" w:type="dxa"/>
+              <w:bottom w:w="185" w:type="dxa"/>
             </w:tcMar>
           </w:tcPr>
           <w:p>
             <w:pPr>
-              <w:pStyle w:val="Front"/>
-              <w:spacing w:after="240"/>
+              <w:spacing w:before="0" w:after="0" w:line="276" w:lineRule="exact"/>
+              <w:ind w:left="0" w:firstLine="0"/>
+              <w:jc w:val="left"/>
             </w:pPr>
             <w:r>
-              <w:t xml:space="preserve">Chapter 11</w:t>
+              <w:t xml:space="preserve">Chapter</w:t>
+            </w:r>
+            <w:r>
+              <w:t xml:space="preserve"> </w:t>
+            </w:r>
+            <w:r>
+              <w:t xml:space="preserve">11</w:t>
             </w:r>
           </w:p>
           <w:p>
             <w:pPr>
-              <w:pStyle w:val="Front"/>
+              <w:spacing w:before="276" w:after="0" w:line="276" w:lineRule="exact"/>
+              <w:ind w:left="0" w:firstLine="0"/>
+              <w:jc w:val="left"/>
             </w:pPr>
             <w:r>
-              <w:t xml:space="preserve">Case No. 07-30012 (JKF)</w:t>
+              <w:t xml:space="preserve">Case No. 07</w:t>
+              <w:noBreakHyphen/>
+              <w:t xml:space="preserve">30012 (JKF)</w:t>
             </w:r>
           </w:p>
         </w:tc>
@@ -144,30 +169,102 @@
           <w:tcPr>
             <w:tcW w:w="4968" w:type="dxa"/>
             <w:tcBorders>
-              <w:top w:val="nil"/>
-              <w:left w:val="nil"/>
               <w:bottom w:val="single" w:sz="6" w:space="0" w:color="000000"/>
               <w:right w:val="single" w:sz="6" w:space="0" w:color="000000"/>
             </w:tcBorders>
             <w:tcMar>
-              <w:top w:w="180" w:type="dxa"/>
-              <w:left w:w="0" w:type="dxa"/>
-              <w:bottom w:w="180" w:type="dxa"/>
-              <w:right w:w="360" w:type="dxa"/>
+              <w:top w:w="120" w:type="dxa"/>
+              <w:bottom w:w="185" w:type="dxa"/>
+              <w:right w:w="288" w:type="dxa"/>
             </w:tcMar>
           </w:tcPr>
           <w:p>
             <w:pPr>
-              <w:pStyle w:val="Front"/>
+              <w:spacing w:before="0" w:after="0" w:line="276" w:lineRule="exact"/>
+              <w:ind w:left="0" w:firstLine="0"/>
+              <w:jc w:val="left"/>
             </w:pPr>
             <w:r>
-              <w:t xml:space="preserve">STAN SPRINGEL, CHAPTER 11 TRUSTEE OF THE BANKRUPTCY ESTATE OF INNOVATIVE COMMUNICATION CORPORATION,</w:t>
+              <w:t xml:space="preserve">STAN</w:t>
+            </w:r>
+            <w:r>
+              <w:t xml:space="preserve"> </w:t>
+            </w:r>
+            <w:r>
+              <w:t xml:space="preserve">SPRINGEL,</w:t>
+            </w:r>
+            <w:r>
+              <w:t xml:space="preserve"> </w:t>
+            </w:r>
+            <w:r>
+              <w:t xml:space="preserve">CHAPTER</w:t>
+            </w:r>
+            <w:r>
+              <w:t xml:space="preserve"> </w:t>
+            </w:r>
+            <w:r>
+              <w:t xml:space="preserve">11</w:t>
+            </w:r>
+            <w:r>
+              <w:t xml:space="preserve"> </w:t>
+            </w:r>
+            <w:r>
+              <w:t xml:space="preserve">TRUSTEE</w:t>
+            </w:r>
+            <w:r>
+              <w:t xml:space="preserve"> </w:t>
+            </w:r>
+            <w:r>
+              <w:t xml:space="preserve">OF</w:t>
+            </w:r>
+            <w:r>
+              <w:t xml:space="preserve"> </w:t>
+            </w:r>
+            <w:r>
+              <w:t xml:space="preserve">THE</w:t>
+            </w:r>
+            <w:r>
+              <w:t xml:space="preserve"> </w:t>
+            </w:r>
+            <w:r>
+              <w:t xml:space="preserve">BANKRUPTCY</w:t>
+            </w:r>
+            <w:r>
+              <w:t xml:space="preserve"> </w:t>
+            </w:r>
+            <w:r>
+              <w:t xml:space="preserve">ESTATE</w:t>
+            </w:r>
+            <w:r>
+              <w:t xml:space="preserve"> </w:t>
+            </w:r>
+            <w:r>
+              <w:t xml:space="preserve">OF</w:t>
+            </w:r>
+            <w:r>
+              <w:t xml:space="preserve"> </w:t>
+            </w:r>
+            <w:r>
+              <w:t xml:space="preserve">INNOVATIVE</w:t>
+            </w:r>
+            <w:r>
+              <w:t xml:space="preserve"> </w:t>
+            </w:r>
+            <w:r>
+              <w:t xml:space="preserve">COMMUNICATION</w:t>
+            </w:r>
+            <w:r>
+              <w:t xml:space="preserve"> </w:t>
+            </w:r>
+            <w:r>
+              <w:t xml:space="preserve">CORPORATION,</w:t>
             </w:r>
           </w:p>
           <w:p>
             <w:pPr>
-              <w:pStyle w:val="Front"/>
-              <w:ind w:left="1728" w:firstLine="0"/>
+              <w:spacing w:before="0" w:after="0" w:line="276" w:lineRule="exact"/>
+              <w:ind w:left="720" w:firstLine="0"/>
+              <w:jc w:val="left"/>
             </w:pPr>
             <w:r>
               <w:t xml:space="preserve">Plaintiff,</w:t>
@@ -175,8 +272,9 @@
           </w:p>
           <w:p>
             <w:pPr>
-              <w:pStyle w:val="Front"/>
-              <w:spacing w:before="120" w:after="120"/>
+              <w:spacing w:before="276" w:after="0" w:line="276" w:lineRule="exact"/>
+              <w:ind w:left="0" w:firstLine="0"/>
+              <w:jc w:val="left"/>
             </w:pPr>
             <w:r>
               <w:t xml:space="preserve">v.</w:t>
@@ -184,16 +282,43 @@
           </w:p>
           <w:p>
             <w:pPr>
-              <w:pStyle w:val="Front"/>
+              <w:spacing w:before="0" w:after="0" w:line="276" w:lineRule="exact"/>
+              <w:ind w:left="0" w:firstLine="0"/>
+              <w:jc w:val="left"/>
             </w:pPr>
             <w:r>
-              <w:t xml:space="preserve">GLOBAL BANK OF COMMERCE LIMITED,</w:t>
+              <w:t xml:space="preserve">GLOBAL</w:t>
+            </w:r>
+            <w:r>
+              <w:t xml:space="preserve"> </w:t>
+            </w:r>
+            <w:r>
+              <w:t xml:space="preserve">BANK</w:t>
+            </w:r>
+            <w:r>
+              <w:t xml:space="preserve"> </w:t>
+            </w:r>
+            <w:r>
+              <w:t xml:space="preserve">OF</w:t>
+            </w:r>
+            <w:r>
+              <w:t xml:space="preserve"> </w:t>
+            </w:r>
+            <w:r>
+              <w:t xml:space="preserve">COMMERCE</w:t>
+            </w:r>
+            <w:r>
+              <w:t xml:space="preserve"> </w:t>
+            </w:r>
+            <w:r>
+              <w:t xml:space="preserve">LIMITED,</w:t>
             </w:r>
           </w:p>
           <w:p>
             <w:pPr>
-              <w:pStyle w:val="Front"/>
-              <w:ind w:left="1728" w:firstLine="0"/>
+              <w:spacing w:before="0" w:after="0" w:line="276" w:lineRule="exact"/>
+              <w:ind w:left="720" w:firstLine="0"/>
+              <w:jc w:val="left"/>
             </w:pPr>
             <w:r>
               <w:t xml:space="preserve">Defendant.</w:t>
@@ -203,34 +328,112 @@
         <w:tc>
           <w:tcPr>
             <w:tcW w:w="4392" w:type="dxa"/>
-            <w:tcBorders>
-              <w:top w:val="nil"/>
-              <w:left w:val="single" w:sz="6" w:space="0" w:color="000000"/>
-              <w:bottom w:val="nil"/>
-              <w:right w:val="nil"/>
-            </w:tcBorders>
             <w:tcMar>
-              <w:top w:w="180" w:type="dxa"/>
-              <w:left w:w="360" w:type="dxa"/>
-              <w:bottom w:w="180" w:type="dxa"/>
-              <w:right w:w="0" w:type="dxa"/>
+              <w:top w:w="120" w:type="dxa"/>
+              <w:left w:w="288" w:type="dxa"/>
+              <w:bottom w:w="185" w:type="dxa"/>
             </w:tcMar>
           </w:tcPr>
           <w:p>
             <w:pPr>
-              <w:pStyle w:val="Front"/>
+              <w:spacing w:before="0" w:after="0" w:line="276" w:lineRule="exact"/>
+              <w:ind w:left="0" w:firstLine="0"/>
+              <w:jc w:val="left"/>
             </w:pPr>
             <w:r>
-              <w:t xml:space="preserve">Adv. Proc. No. 09-03071</w:t>
+              <w:t xml:space="preserve">Adv. Proc. No. 09</w:t>
+              <w:noBreakHyphen/>
+              <w:t xml:space="preserve">03071</w:t>
             </w:r>
           </w:p>
           <w:p>
             <w:pPr>
-              <w:pStyle w:val="Front"/>
-              <w:spacing w:before="120"/>
+              <w:spacing w:before="276" w:after="0" w:line="276" w:lineRule="exact"/>
+              <w:ind w:left="0" w:firstLine="0"/>
+              <w:jc w:val="left"/>
             </w:pPr>
             <w:r>
-              <w:t xml:space="preserve">(All pleadings to be filed in Adv. Proc. No. 08-03047 per the Court’s Order)</w:t>
+              <w:t xml:space="preserve">(All</w:t>
+            </w:r>
+            <w:r>
+              <w:t xml:space="preserve"> </w:t>
+            </w:r>
+            <w:r>
+              <w:t xml:space="preserve">pleadings</w:t>
+            </w:r>
+            <w:r>
+              <w:t xml:space="preserve"> </w:t>
+            </w:r>
+            <w:r>
+              <w:t xml:space="preserve">to</w:t>
+            </w:r>
+            <w:r>
+              <w:t xml:space="preserve"> </w:t>
+            </w:r>
+            <w:r>
+              <w:t xml:space="preserve">be</w:t>
+            </w:r>
+            <w:r>
+              <w:t xml:space="preserve"> </w:t>
+            </w:r>
+            <w:r>
+              <w:t xml:space="preserve">filed</w:t>
+            </w:r>
+            <w:r>
+              <w:t xml:space="preserve"> </w:t>
+            </w:r>
+            <w:r>
+              <w:t xml:space="preserve">in</w:t>
+            </w:r>
+            <w:r>
+              <w:t xml:space="preserve"> </w:t>
+            </w:r>
+            <w:r>
+              <w:t xml:space="preserve">Adv.</w:t>
+            </w:r>
+            <w:r>
+              <w:t xml:space="preserve"> </w:t>
+            </w:r>
+            <w:r>
+              <w:t xml:space="preserve">Proc.</w:t>
+            </w:r>
+            <w:r>
+              <w:t xml:space="preserve"> </w:t>
+            </w:r>
+            <w:r>
+              <w:t xml:space="preserve">No.</w:t>
+            </w:r>
+            <w:r>
+              <w:t xml:space="preserve"> </w:t>
+            </w:r>
+            <w:r>
+              <w:t xml:space="preserve">08</w:t>
+              <w:noBreakHyphen/>
+              <w:t xml:space="preserve">03047</w:t>
+            </w:r>
+            <w:r>
+              <w:t xml:space="preserve"> </w:t>
+            </w:r>
+            <w:r>
+              <w:t xml:space="preserve">per</w:t>
+            </w:r>
+            <w:r>
+              <w:t xml:space="preserve"> </w:t>
+            </w:r>
+            <w:r>
+              <w:t xml:space="preserve">the</w:t>
+            </w:r>
+            <w:r>
+              <w:t xml:space="preserve"> </w:t>
+            </w:r>
+            <w:r>
+              <w:t xml:space="preserve">Court’s</w:t>
+            </w:r>
+            <w:r>
+              <w:t xml:space="preserve"> </w:t>
+            </w:r>
+            <w:r>
+              <w:t xml:space="preserve">Order)</w:t>
             </w:r>
           </w:p>
         </w:tc>
@@ -238,12 +441,9 @@
     </w:tbl>
     <w:p>
       <w:pPr>
-        <w:spacing w:before="0" w:after="0" w:line="416" w:lineRule="exact"/>
-      </w:pPr>
-    </w:p>
-    <w:p>
-      <w:pPr>
-        <w:pStyle w:val="Centered"/>
+        <w:spacing w:before="480" w:after="0" w:line="276" w:lineRule="exact"/>
+        <w:ind w:left="0" w:firstLine="0"/>
+        <w:jc w:val="center"/>
       </w:pPr>
       <w:r>
         <w:rPr>
@@ -255,7 +455,9 @@
     </w:p>
     <w:p>
       <w:pPr>
-        <w:spacing w:before="0" w:after="0" w:line="156" w:lineRule="exact"/>
+        <w:spacing w:before="0" w:after="0" w:line="276" w:lineRule="exact"/>
+        <w:ind w:left="0" w:firstLine="0"/>
+        <w:jc w:val="left"/>
       </w:pPr>
     </w:p>
     <w:p>
@@ -282,12 +484,19 @@
         <w:t xml:space="preserve">(the “Complaint”) and in support shows as follows:</w:t>
       </w:r>
     </w:p>
-    <w:bookmarkStart w:id="20" w:name="parties"/>
-    <w:p>
-      <w:pPr>
-        <w:pStyle w:val="Heading1"/>
-      </w:pPr>
-      <w:r>
+    <w:p>
+      <w:pPr>
+        <w:keepNext/>
+        <w:keepLines/>
+        <w:spacing w:before="0" w:after="0" w:line="480" w:lineRule="exact"/>
+        <w:ind w:left="0" w:firstLine="0"/>
+        <w:jc w:val="center"/>
+      </w:pPr>
+      <w:r>
+        <w:rPr>
+          <w:b/>
+          <w:bCs/>
+        </w:rPr>
         <w:t xml:space="preserve">PARTIES</w:t>
       </w:r>
     </w:p>
@@ -316,17 +525,65 @@
         <w:tab/>
       </w:r>
       <w:r>
-        <w:t xml:space="preserve">Global Bank of Commerce Limited (the “Defendant”) is, upon information and belief, a banking organization based in St. John’s, Antigua, West Indies with at least one branch located in Christiansted, St. Croix, United States Virgin Islands. The Defendant has previously appeared in this proceeding and therefore can be served with this Complaint through its counsel of record, George Mesires, Ungaretti &amp; Harris LLP, 3500 Three First National Plaza, 70 W. Madison Street, Chicago, Illinois, 60602.</w:t>
-      </w:r>
-    </w:p>
-    <w:bookmarkEnd w:id="20"/>
-    <w:bookmarkStart w:id="21" w:name="jurisdiction-and-procedural-background"/>
-    <w:p>
-      <w:pPr>
-        <w:pStyle w:val="Heading1"/>
-      </w:pPr>
-      <w:r>
-        <w:t xml:space="preserve">JURISDICTION AND PROCEDURAL BACKGROUND</w:t>
+        <w:t xml:space="preserve">Global Bank of Commerce Limited (the “Defendant”) is, upon information and belief, a banking organization based in St. John’s, Antigua, West Indies with at least one branch located in Christiansted, St. Croix, United States Virgin Islands. The Defendant has previously appeared in this proceeding and therefore can be served with this Complaint through its counsel of record, George Mesires, Ungaretti &amp; Harris LLP, 3500 Three First National Plaza, 70 W. Madison Street, Chicago, Illinois, 60602.</w:t>
+      </w:r>
+    </w:p>
+    <w:p>
+      <w:pPr>
+        <w:keepNext/>
+        <w:keepLines/>
+        <w:spacing w:before="0" w:after="0" w:line="480" w:lineRule="exact"/>
+        <w:ind w:left="0" w:firstLine="0"/>
+        <w:jc w:val="center"/>
+      </w:pPr>
+      <w:r>
+        <w:rPr>
+          <w:b/>
+          <w:bCs/>
+        </w:rPr>
+        <w:t xml:space="preserve">JURISDICTION</w:t>
+      </w:r>
+      <w:r>
+        <w:rPr>
+          <w:b/>
+          <w:bCs/>
+        </w:rPr>
+        <w:t xml:space="preserve"> </w:t>
+      </w:r>
+      <w:r>
+        <w:rPr>
+          <w:b/>
+          <w:bCs/>
+        </w:rPr>
+        <w:t xml:space="preserve">AND</w:t>
+      </w:r>
+      <w:r>
+        <w:rPr>
+          <w:b/>
+          <w:bCs/>
+        </w:rPr>
+        <w:t xml:space="preserve"> </w:t>
+      </w:r>
+      <w:r>
+        <w:rPr>
+          <w:b/>
+          <w:bCs/>
+        </w:rPr>
+        <w:t xml:space="preserve">PROCEDURAL</w:t>
+      </w:r>
+      <w:r>
+        <w:rPr>
+          <w:b/>
+          <w:bCs/>
+        </w:rPr>
+        <w:t xml:space="preserve"> </w:t>
+      </w:r>
+      <w:r>
+        <w:rPr>
+          <w:b/>
+          <w:bCs/>
+        </w:rPr>
+        <w:t xml:space="preserve">BACKGROUND</w:t>
       </w:r>
     </w:p>
     <w:p>
@@ -340,7 +597,7 @@
         <w:tab/>
       </w:r>
       <w:r>
-        <w:t xml:space="preserve">This Court has jurisdiction over this Adversary Proceeding pursuant to 28 U.S.C. §§ 157 and 1334. This Adversary Proceeding is a core proceeding pursuant to 28 U.S.C. § 157(b)(2)(A), (B), (F), (H), and (O). ADDED: This Adversary Proceeding arises in and relates to the chapter 11 case of</w:t>
+        <w:t xml:space="preserve">This Court has jurisdiction over this Adversary Proceeding pursuant to 28 U.S.C. §§ 157 and 1334. This Adversary Proceeding is a core proceeding pursuant to 28 U.S.C. § 157(b)⁠(2)⁠(A), (B), (F), (H), and (O). ADDED: This Adversary Proceeding arises in and relates to the chapter 11 case of</w:t>
       </w:r>
       <w:r>
         <w:t xml:space="preserve"> </w:t>
@@ -353,7 +610,13 @@
         <w:t xml:space="preserve">In re Innovative Communication Corporation</w:t>
       </w:r>
       <w:r>
-        <w:t xml:space="preserve">, Case No. 07-30012 (JKF), pending in the District Court of the Virgin Islands, Bankruptcy Division, Division of St. Thomas and St. John. ADDED: Trustee Springel does not consent to the entry of final orders or judgment by the bankruptcy court.</w:t>
+        <w:t xml:space="preserve">, Case No. 07</w:t>
+      </w:r>
+      <w:r>
+        <w:noBreakHyphen/>
+      </w:r>
+      <w:r>
+        <w:t xml:space="preserve">30012 (JKF), pending in the District Court of the Virgin Islands, Bankruptcy Division, Division of St. Thomas and St. John. ADDED: Trustee Springel does not consent to the entry of final orders or judgment by the bankruptcy court.</w:t>
       </w:r>
     </w:p>
     <w:p>
@@ -367,7 +630,7 @@
         <w:tab/>
       </w:r>
       <w:r>
-        <w:t xml:space="preserve">Venue is proper in this Court pursuant to 28 U.S.C. § 1409.</w:t>
+        <w:t xml:space="preserve">Venue is proper in this Court pursuant to 28 U.S.C. § 1409.</w:t>
       </w:r>
     </w:p>
     <w:p>
@@ -381,17 +644,43 @@
         <w:tab/>
       </w:r>
       <w:r>
-        <w:t xml:space="preserve">On July 5, 2007 (the “Petition Date”), Greenlight Capital Qualified, L.P., Greenlight Capital, L.P., and Greenlight Capital Offshore, Ltd. (collectively, the “Greenlight Entities”) filed an Involuntary Petition for Relief against New ICC, commencing Case No. 07-30012 (JKF). An Order for Relief was entered by the Court on September 21, 2007 (DE 60). Trustee Springel was appointed the chapter 11 trustee of New ICC on October 4, 2007 (DE 125).</w:t>
-      </w:r>
-    </w:p>
-    <w:bookmarkEnd w:id="21"/>
-    <w:bookmarkStart w:id="24" w:name="the-transfers"/>
-    <w:p>
-      <w:pPr>
-        <w:pStyle w:val="Heading1"/>
-      </w:pPr>
-      <w:r>
-        <w:t xml:space="preserve">THE TRANSFERS</w:t>
+        <w:t xml:space="preserve">On July 5, 2007 (the “Petition Date”), Greenlight Capital Qualified, L.P., Greenlight Capital, L.P., and Greenlight Capital Offshore, Ltd. (collectively, the “Greenlight Entities”) filed an Involuntary Petition for Relief against New ICC, commencing Case No. 07</w:t>
+      </w:r>
+      <w:r>
+        <w:noBreakHyphen/>
+      </w:r>
+      <w:r>
+        <w:t xml:space="preserve">30012 (JKF). An Order for Relief was entered by the Court on September 21, 2007 (DE 60). Trustee Springel was appointed the chapter 11 trustee of New ICC on October 4, 2007 (DE 125).</w:t>
+      </w:r>
+    </w:p>
+    <w:p>
+      <w:pPr>
+        <w:keepNext/>
+        <w:keepLines/>
+        <w:spacing w:before="0" w:after="0" w:line="480" w:lineRule="exact"/>
+        <w:ind w:left="0" w:firstLine="0"/>
+        <w:jc w:val="center"/>
+      </w:pPr>
+      <w:r>
+        <w:rPr>
+          <w:b/>
+          <w:bCs/>
+        </w:rPr>
+        <w:t xml:space="preserve">THE</w:t>
+      </w:r>
+      <w:r>
+        <w:rPr>
+          <w:b/>
+          <w:bCs/>
+        </w:rPr>
+        <w:t xml:space="preserve"> </w:t>
+      </w:r>
+      <w:r>
+        <w:rPr>
+          <w:b/>
+          <w:bCs/>
+        </w:rPr>
+        <w:t xml:space="preserve">TRANSFERS</w:t>
       </w:r>
     </w:p>
     <w:p>
@@ -405,7 +694,7 @@
         <w:tab/>
       </w:r>
       <w:r>
-        <w:t xml:space="preserve">New ICC is a management and holding company that once owned, directly or indirectly, 100% of the common stock of various operating subsidiaries that provide telephone, newspaper, and other services to the citizens of the United States Virgin Islands, British Virgin Islands, surrounding Caribbean locations and portions of France. New ICC is a wholly-owned subsidiary of Emerging Communications, Inc. (“ECI”), which, in turn, is directly and indirectly owned by Innovative Communication Company, LLC (“ICC-LLC”, and together with ECI, the “Parent Debtors”).</w:t>
+        <w:t xml:space="preserve">New ICC is a management and holding company that once owned, directly or indirectly, 100% of the common stock of various operating subsidiaries that provide telephone, newspaper, and other services to the citizens of the United States Virgin Islands, British Virgin Islands, surrounding Caribbean locations and portions of France. New ICC is a wholly-owned subsidiary of Emerging Communications, Inc. (“ECI”), which, in turn, is directly and indirectly owned by Innovative Communication Company, LLC (“ICC-LLC”, and together with ECI, the “Parent Debtors”).</w:t>
       </w:r>
     </w:p>
     <w:p>
@@ -439,13 +728,13 @@
         <w:rPr>
           <w:rStyle w:val="FootnoteReference"/>
         </w:rPr>
-        <w:footnoteReference w:id="22"/>
-      </w:r>
-      <w:r>
-        <w:t xml:space="preserve"> </w:t>
-      </w:r>
-      <w:r>
-        <w:t xml:space="preserve">Prosser continued to cause New ICC to pay for personal items and services utilized or possessed by him and/or his family members.</w:t>
+        <w:footnoteReference w:id="9"/>
+      </w:r>
+      <w:r>
+        <w:t xml:space="preserve"> </w:t>
+      </w:r>
+      <w:r>
+        <w:t xml:space="preserve">Prosser continued to cause New ICC to pay for personal items and services utilized or possessed by him and/​or his family members.</w:t>
       </w:r>
     </w:p>
     <w:p>
@@ -479,7 +768,7 @@
         <w:rPr>
           <w:rStyle w:val="FootnoteReference"/>
         </w:rPr>
-        <w:footnoteReference w:id="23"/>
+        <w:footnoteReference w:id="10"/>
       </w:r>
     </w:p>
     <w:p>
@@ -619,26 +908,403 @@
         <w:tab/>
       </w:r>
       <w:r>
-        <w:t xml:space="preserve">At all times material, creditors had claims against New ICC. Further, numerous creditors, including but not limited to the Greenlight Entities, the Rural Telephone Finance Cooperative (the “RTFC”), Comstar, Inc. and other creditors identified on the claims register, currently hold significant allowable secured and unsecured claims against the New ICC Estate under Bankruptcy Code § 502, which claims remain unpaid.</w:t>
-      </w:r>
-    </w:p>
-    <w:bookmarkEnd w:id="24"/>
-    <w:bookmarkStart w:id="34" w:name="causes-of-action"/>
-    <w:p>
-      <w:pPr>
-        <w:pStyle w:val="Heading1"/>
-      </w:pPr>
-      <w:r>
-        <w:t xml:space="preserve">CAUSES OF ACTION</w:t>
-      </w:r>
-    </w:p>
-    <w:bookmarkStart w:id="25" w:name="X2b3f1af10dcd9e46ed68db1cac7acf8e3f5aebc"/>
-    <w:p>
-      <w:pPr>
-        <w:pStyle w:val="Heading2"/>
-      </w:pPr>
-      <w:r>
-        <w:t xml:space="preserve">Count One: To Recover Fraudulent Transfers Made by New ICC to or for the Benefit of the Defendant under Section 548(a)(1)(A) of the Bankruptcy Code</w:t>
+        <w:t xml:space="preserve">At all times material, creditors had claims against New ICC. Further, numerous creditors, including but not limited to the Greenlight Entities, the Rural Telephone Finance Cooperative (the “RTFC”), Comstar, Inc. and other creditors identified on the claims register, currently hold significant allowable secured and unsecured claims against the New ICC Estate under Bankruptcy Code § 502, which claims remain unpaid.</w:t>
+      </w:r>
+    </w:p>
+    <w:p>
+      <w:pPr>
+        <w:keepNext/>
+        <w:keepLines/>
+        <w:spacing w:before="0" w:after="0" w:line="480" w:lineRule="exact"/>
+        <w:ind w:left="0" w:firstLine="0"/>
+        <w:jc w:val="center"/>
+      </w:pPr>
+      <w:r>
+        <w:rPr>
+          <w:b/>
+          <w:bCs/>
+        </w:rPr>
+        <w:t xml:space="preserve">CAUSES</w:t>
+      </w:r>
+      <w:r>
+        <w:rPr>
+          <w:b/>
+          <w:bCs/>
+        </w:rPr>
+        <w:t xml:space="preserve"> </w:t>
+      </w:r>
+      <w:r>
+        <w:rPr>
+          <w:b/>
+          <w:bCs/>
+        </w:rPr>
+        <w:t xml:space="preserve">OF</w:t>
+      </w:r>
+      <w:r>
+        <w:rPr>
+          <w:b/>
+          <w:bCs/>
+        </w:rPr>
+        <w:t xml:space="preserve"> </w:t>
+      </w:r>
+      <w:r>
+        <w:rPr>
+          <w:b/>
+          <w:bCs/>
+        </w:rPr>
+        <w:t xml:space="preserve">ACTION</w:t>
+      </w:r>
+    </w:p>
+    <w:p>
+      <w:pPr>
+        <w:keepNext/>
+        <w:keepLines/>
+        <w:spacing w:before="0" w:after="0" w:line="480" w:lineRule="exact"/>
+        <w:ind w:left="0" w:firstLine="0"/>
+        <w:jc w:val="center"/>
+      </w:pPr>
+      <w:r>
+        <w:rPr>
+          <w:b/>
+          <w:bCs/>
+        </w:rPr>
+        <w:t xml:space="preserve">Count</w:t>
+      </w:r>
+      <w:r>
+        <w:rPr>
+          <w:b/>
+          <w:bCs/>
+        </w:rPr>
+        <w:t xml:space="preserve"> </w:t>
+      </w:r>
+      <w:r>
+        <w:rPr>
+          <w:b/>
+          <w:bCs/>
+        </w:rPr>
+        <w:t xml:space="preserve">One:</w:t>
+      </w:r>
+      <w:r>
+        <w:rPr>
+          <w:b/>
+          <w:bCs/>
+        </w:rPr>
+        <w:t xml:space="preserve"> </w:t>
+      </w:r>
+      <w:r>
+        <w:rPr>
+          <w:b/>
+          <w:bCs/>
+        </w:rPr>
+        <w:t xml:space="preserve">To</w:t>
+      </w:r>
+      <w:r>
+        <w:rPr>
+          <w:b/>
+          <w:bCs/>
+        </w:rPr>
+        <w:t xml:space="preserve"> </w:t>
+      </w:r>
+      <w:r>
+        <w:rPr>
+          <w:b/>
+          <w:bCs/>
+        </w:rPr>
+        <w:t xml:space="preserve">Recover</w:t>
+      </w:r>
+      <w:r>
+        <w:rPr>
+          <w:b/>
+          <w:bCs/>
+        </w:rPr>
+        <w:t xml:space="preserve"> </w:t>
+      </w:r>
+      <w:r>
+        <w:rPr>
+          <w:b/>
+          <w:bCs/>
+        </w:rPr>
+        <w:t xml:space="preserve">Fraudulent</w:t>
+      </w:r>
+      <w:r>
+        <w:rPr>
+          <w:b/>
+          <w:bCs/>
+        </w:rPr>
+        <w:t xml:space="preserve"> </w:t>
+      </w:r>
+      <w:r>
+        <w:rPr>
+          <w:b/>
+          <w:bCs/>
+        </w:rPr>
+        <w:t xml:space="preserve">Transfers</w:t>
+      </w:r>
+      <w:r>
+        <w:rPr>
+          <w:b/>
+          <w:bCs/>
+        </w:rPr>
+        <w:t xml:space="preserve"> </w:t>
+      </w:r>
+      <w:r>
+        <w:rPr>
+          <w:b/>
+          <w:bCs/>
+        </w:rPr>
+        <w:t xml:space="preserve">Made</w:t>
+      </w:r>
+      <w:r>
+        <w:rPr>
+          <w:b/>
+          <w:bCs/>
+        </w:rPr>
+        <w:t xml:space="preserve"> </w:t>
+      </w:r>
+      <w:r>
+        <w:rPr>
+          <w:b/>
+          <w:bCs/>
+        </w:rPr>
+        <w:t xml:space="preserve">by</w:t>
+      </w:r>
+      <w:r>
+        <w:rPr>
+          <w:b/>
+          <w:bCs/>
+        </w:rPr>
+        <w:t xml:space="preserve"> </w:t>
+      </w:r>
+      <w:r>
+        <w:rPr>
+          <w:b/>
+          <w:bCs/>
+        </w:rPr>
+        <w:t xml:space="preserve">New</w:t>
+      </w:r>
+      <w:r>
+        <w:rPr>
+          <w:b/>
+          <w:bCs/>
+        </w:rPr>
+        <w:t xml:space="preserve"> </w:t>
+      </w:r>
+      <w:r>
+        <w:rPr>
+          <w:b/>
+          <w:bCs/>
+        </w:rPr>
+        <w:t xml:space="preserve">ICC</w:t>
+      </w:r>
+      <w:r>
+        <w:rPr>
+          <w:b/>
+          <w:bCs/>
+        </w:rPr>
+        <w:t xml:space="preserve"> </w:t>
+      </w:r>
+      <w:r>
+        <w:rPr>
+          <w:b/>
+          <w:bCs/>
+        </w:rPr>
+        <w:t xml:space="preserve">to</w:t>
+      </w:r>
+      <w:r>
+        <w:rPr>
+          <w:b/>
+          <w:bCs/>
+        </w:rPr>
+        <w:t xml:space="preserve"> </w:t>
+      </w:r>
+      <w:r>
+        <w:rPr>
+          <w:b/>
+          <w:bCs/>
+        </w:rPr>
+        <w:t xml:space="preserve">or</w:t>
+      </w:r>
+      <w:r>
+        <w:rPr>
+          <w:b/>
+          <w:bCs/>
+        </w:rPr>
+        <w:t xml:space="preserve"> </w:t>
+      </w:r>
+      <w:r>
+        <w:rPr>
+          <w:b/>
+          <w:bCs/>
+        </w:rPr>
+        <w:t xml:space="preserve">for</w:t>
+      </w:r>
+      <w:r>
+        <w:rPr>
+          <w:b/>
+          <w:bCs/>
+        </w:rPr>
+        <w:t xml:space="preserve"> </w:t>
+      </w:r>
+      <w:r>
+        <w:rPr>
+          <w:b/>
+          <w:bCs/>
+        </w:rPr>
+        <w:t xml:space="preserve">the</w:t>
+      </w:r>
+      <w:r>
+        <w:rPr>
+          <w:b/>
+          <w:bCs/>
+        </w:rPr>
+        <w:t xml:space="preserve"> </w:t>
+      </w:r>
+      <w:r>
+        <w:rPr>
+          <w:b/>
+          <w:bCs/>
+        </w:rPr>
+        <w:t xml:space="preserve">Benefit</w:t>
+      </w:r>
+      <w:r>
+        <w:rPr>
+          <w:b/>
+          <w:bCs/>
+        </w:rPr>
+        <w:t xml:space="preserve"> </w:t>
+      </w:r>
+      <w:r>
+        <w:rPr>
+          <w:b/>
+          <w:bCs/>
+        </w:rPr>
+        <w:t xml:space="preserve">of</w:t>
+      </w:r>
+      <w:r>
+        <w:rPr>
+          <w:b/>
+          <w:bCs/>
+        </w:rPr>
+        <w:t xml:space="preserve"> </w:t>
+      </w:r>
+      <w:r>
+        <w:rPr>
+          <w:b/>
+          <w:bCs/>
+        </w:rPr>
+        <w:t xml:space="preserve">the</w:t>
+      </w:r>
+      <w:r>
+        <w:rPr>
+          <w:b/>
+          <w:bCs/>
+        </w:rPr>
+        <w:t xml:space="preserve"> </w:t>
+      </w:r>
+      <w:r>
+        <w:rPr>
+          <w:b/>
+          <w:bCs/>
+        </w:rPr>
+        <w:t xml:space="preserve">Defendant</w:t>
+      </w:r>
+      <w:r>
+        <w:rPr>
+          <w:b/>
+          <w:bCs/>
+        </w:rPr>
+        <w:t xml:space="preserve"> </w:t>
+      </w:r>
+      <w:r>
+        <w:rPr>
+          <w:b/>
+          <w:bCs/>
+        </w:rPr>
+        <w:t xml:space="preserve">under</w:t>
+      </w:r>
+      <w:r>
+        <w:rPr>
+          <w:b/>
+          <w:bCs/>
+        </w:rPr>
+        <w:t xml:space="preserve"> </w:t>
+      </w:r>
+      <w:r>
+        <w:rPr>
+          <w:b/>
+          <w:bCs/>
+        </w:rPr>
+        <w:t xml:space="preserve">Section</w:t>
+      </w:r>
+      <w:r>
+        <w:rPr>
+          <w:b/>
+          <w:bCs/>
+        </w:rPr>
+        <w:t xml:space="preserve"> </w:t>
+      </w:r>
+      <w:r>
+        <w:rPr>
+          <w:b/>
+          <w:bCs/>
+        </w:rPr>
+        <w:t xml:space="preserve">548(a)⁠(1)⁠(A)</w:t>
+      </w:r>
+      <w:r>
+        <w:rPr>
+          <w:b/>
+          <w:bCs/>
+        </w:rPr>
+        <w:t xml:space="preserve"> </w:t>
+      </w:r>
+      <w:r>
+        <w:rPr>
+          <w:b/>
+          <w:bCs/>
+        </w:rPr>
+        <w:t xml:space="preserve">of</w:t>
+      </w:r>
+      <w:r>
+        <w:rPr>
+          <w:b/>
+          <w:bCs/>
+        </w:rPr>
+        <w:t xml:space="preserve"> </w:t>
+      </w:r>
+      <w:r>
+        <w:rPr>
+          <w:b/>
+          <w:bCs/>
+        </w:rPr>
+        <w:t xml:space="preserve">the</w:t>
+      </w:r>
+      <w:r>
+        <w:rPr>
+          <w:b/>
+          <w:bCs/>
+        </w:rPr>
+        <w:t xml:space="preserve"> </w:t>
+      </w:r>
+      <w:r>
+        <w:rPr>
+          <w:b/>
+          <w:bCs/>
+        </w:rPr>
+        <w:t xml:space="preserve">Bankruptcy</w:t>
+      </w:r>
+      <w:r>
+        <w:rPr>
+          <w:b/>
+          <w:bCs/>
+        </w:rPr>
+        <w:t xml:space="preserve"> </w:t>
+      </w:r>
+      <w:r>
+        <w:rPr>
+          <w:b/>
+          <w:bCs/>
+        </w:rPr>
+        <w:t xml:space="preserve">Code</w:t>
       </w:r>
     </w:p>
     <w:p>
@@ -708,7 +1374,7 @@
         <w:tab/>
       </w:r>
       <w:r>
-        <w:t xml:space="preserve">All of those Transfers are recoverable by Trustee Springel for the New ICC Estate under section 548(a)(1)(A) of the Bankruptcy Code.</w:t>
+        <w:t xml:space="preserve">All of those Transfers are recoverable by Trustee Springel for the New ICC Estate under section 548(a)⁠(1)⁠(A) of the Bankruptcy Code.</w:t>
       </w:r>
     </w:p>
     <w:p>
@@ -725,14 +1391,356 @@
         <w:t xml:space="preserve">Pursuant to section 550(a) of the Bankruptcy Code, Trustee Springel may recover transfers from the initial, immediate, or mediate transferee, as well as from the entity for whose benefit the transfers were made. Accordingly, Trustee Springel may recover from the Defendant each of those Transfers, the value thereof, or any and all proceeds, monies or properties attributable to same.</w:t>
       </w:r>
     </w:p>
-    <w:bookmarkEnd w:id="25"/>
-    <w:bookmarkStart w:id="26" w:name="X548bd544804fca445ace09b236c9fe41a3ca9a2"/>
-    <w:p>
-      <w:pPr>
-        <w:pStyle w:val="Heading2"/>
-      </w:pPr>
-      <w:r>
-        <w:t xml:space="preserve">Count Two: To Recover Fraudulent Transfers Made by New ICC to or for the Benefit of the Defendant under Section 548(a)(1)(B) of the Bankruptcy Code</w:t>
+    <w:p>
+      <w:pPr>
+        <w:keepNext/>
+        <w:keepLines/>
+        <w:spacing w:before="0" w:after="0" w:line="480" w:lineRule="exact"/>
+        <w:ind w:left="0" w:firstLine="0"/>
+        <w:jc w:val="center"/>
+      </w:pPr>
+      <w:r>
+        <w:rPr>
+          <w:b/>
+          <w:bCs/>
+        </w:rPr>
+        <w:t xml:space="preserve">Count</w:t>
+      </w:r>
+      <w:r>
+        <w:rPr>
+          <w:b/>
+          <w:bCs/>
+        </w:rPr>
+        <w:t xml:space="preserve"> </w:t>
+      </w:r>
+      <w:r>
+        <w:rPr>
+          <w:b/>
+          <w:bCs/>
+        </w:rPr>
+        <w:t xml:space="preserve">Two:</w:t>
+      </w:r>
+      <w:r>
+        <w:rPr>
+          <w:b/>
+          <w:bCs/>
+        </w:rPr>
+        <w:t xml:space="preserve"> </w:t>
+      </w:r>
+      <w:r>
+        <w:rPr>
+          <w:b/>
+          <w:bCs/>
+        </w:rPr>
+        <w:t xml:space="preserve">To</w:t>
+      </w:r>
+      <w:r>
+        <w:rPr>
+          <w:b/>
+          <w:bCs/>
+        </w:rPr>
+        <w:t xml:space="preserve"> </w:t>
+      </w:r>
+      <w:r>
+        <w:rPr>
+          <w:b/>
+          <w:bCs/>
+        </w:rPr>
+        <w:t xml:space="preserve">Recover</w:t>
+      </w:r>
+      <w:r>
+        <w:rPr>
+          <w:b/>
+          <w:bCs/>
+        </w:rPr>
+        <w:t xml:space="preserve"> </w:t>
+      </w:r>
+      <w:r>
+        <w:rPr>
+          <w:b/>
+          <w:bCs/>
+        </w:rPr>
+        <w:t xml:space="preserve">Fraudulent</w:t>
+      </w:r>
+      <w:r>
+        <w:rPr>
+          <w:b/>
+          <w:bCs/>
+        </w:rPr>
+        <w:t xml:space="preserve"> </w:t>
+      </w:r>
+      <w:r>
+        <w:rPr>
+          <w:b/>
+          <w:bCs/>
+        </w:rPr>
+        <w:t xml:space="preserve">Transfers</w:t>
+      </w:r>
+      <w:r>
+        <w:rPr>
+          <w:b/>
+          <w:bCs/>
+        </w:rPr>
+        <w:t xml:space="preserve"> </w:t>
+      </w:r>
+      <w:r>
+        <w:rPr>
+          <w:b/>
+          <w:bCs/>
+        </w:rPr>
+        <w:t xml:space="preserve">Made</w:t>
+      </w:r>
+      <w:r>
+        <w:rPr>
+          <w:b/>
+          <w:bCs/>
+        </w:rPr>
+        <w:t xml:space="preserve"> </w:t>
+      </w:r>
+      <w:r>
+        <w:rPr>
+          <w:b/>
+          <w:bCs/>
+        </w:rPr>
+        <w:t xml:space="preserve">by</w:t>
+      </w:r>
+      <w:r>
+        <w:rPr>
+          <w:b/>
+          <w:bCs/>
+        </w:rPr>
+        <w:t xml:space="preserve"> </w:t>
+      </w:r>
+      <w:r>
+        <w:rPr>
+          <w:b/>
+          <w:bCs/>
+        </w:rPr>
+        <w:t xml:space="preserve">New</w:t>
+      </w:r>
+      <w:r>
+        <w:rPr>
+          <w:b/>
+          <w:bCs/>
+        </w:rPr>
+        <w:t xml:space="preserve"> </w:t>
+      </w:r>
+      <w:r>
+        <w:rPr>
+          <w:b/>
+          <w:bCs/>
+        </w:rPr>
+        <w:t xml:space="preserve">ICC</w:t>
+      </w:r>
+      <w:r>
+        <w:rPr>
+          <w:b/>
+          <w:bCs/>
+        </w:rPr>
+        <w:t xml:space="preserve"> </w:t>
+      </w:r>
+      <w:r>
+        <w:rPr>
+          <w:b/>
+          <w:bCs/>
+        </w:rPr>
+        <w:t xml:space="preserve">to</w:t>
+      </w:r>
+      <w:r>
+        <w:rPr>
+          <w:b/>
+          <w:bCs/>
+        </w:rPr>
+        <w:t xml:space="preserve"> </w:t>
+      </w:r>
+      <w:r>
+        <w:rPr>
+          <w:b/>
+          <w:bCs/>
+        </w:rPr>
+        <w:t xml:space="preserve">or</w:t>
+      </w:r>
+      <w:r>
+        <w:rPr>
+          <w:b/>
+          <w:bCs/>
+        </w:rPr>
+        <w:t xml:space="preserve"> </w:t>
+      </w:r>
+      <w:r>
+        <w:rPr>
+          <w:b/>
+          <w:bCs/>
+        </w:rPr>
+        <w:t xml:space="preserve">for</w:t>
+      </w:r>
+      <w:r>
+        <w:rPr>
+          <w:b/>
+          <w:bCs/>
+        </w:rPr>
+        <w:t xml:space="preserve"> </w:t>
+      </w:r>
+      <w:r>
+        <w:rPr>
+          <w:b/>
+          <w:bCs/>
+        </w:rPr>
+        <w:t xml:space="preserve">the</w:t>
+      </w:r>
+      <w:r>
+        <w:rPr>
+          <w:b/>
+          <w:bCs/>
+        </w:rPr>
+        <w:t xml:space="preserve"> </w:t>
+      </w:r>
+      <w:r>
+        <w:rPr>
+          <w:b/>
+          <w:bCs/>
+        </w:rPr>
+        <w:t xml:space="preserve">Benefit</w:t>
+      </w:r>
+      <w:r>
+        <w:rPr>
+          <w:b/>
+          <w:bCs/>
+        </w:rPr>
+        <w:t xml:space="preserve"> </w:t>
+      </w:r>
+      <w:r>
+        <w:rPr>
+          <w:b/>
+          <w:bCs/>
+        </w:rPr>
+        <w:t xml:space="preserve">of</w:t>
+      </w:r>
+      <w:r>
+        <w:rPr>
+          <w:b/>
+          <w:bCs/>
+        </w:rPr>
+        <w:t xml:space="preserve"> </w:t>
+      </w:r>
+      <w:r>
+        <w:rPr>
+          <w:b/>
+          <w:bCs/>
+        </w:rPr>
+        <w:t xml:space="preserve">the</w:t>
+      </w:r>
+      <w:r>
+        <w:rPr>
+          <w:b/>
+          <w:bCs/>
+        </w:rPr>
+        <w:t xml:space="preserve"> </w:t>
+      </w:r>
+      <w:r>
+        <w:rPr>
+          <w:b/>
+          <w:bCs/>
+        </w:rPr>
+        <w:t xml:space="preserve">Defendant</w:t>
+      </w:r>
+      <w:r>
+        <w:rPr>
+          <w:b/>
+          <w:bCs/>
+        </w:rPr>
+        <w:t xml:space="preserve"> </w:t>
+      </w:r>
+      <w:r>
+        <w:rPr>
+          <w:b/>
+          <w:bCs/>
+        </w:rPr>
+        <w:t xml:space="preserve">under</w:t>
+      </w:r>
+      <w:r>
+        <w:rPr>
+          <w:b/>
+          <w:bCs/>
+        </w:rPr>
+        <w:t xml:space="preserve"> </w:t>
+      </w:r>
+      <w:r>
+        <w:rPr>
+          <w:b/>
+          <w:bCs/>
+        </w:rPr>
+        <w:t xml:space="preserve">Section</w:t>
+      </w:r>
+      <w:r>
+        <w:rPr>
+          <w:b/>
+          <w:bCs/>
+        </w:rPr>
+        <w:t xml:space="preserve"> </w:t>
+      </w:r>
+      <w:r>
+        <w:rPr>
+          <w:b/>
+          <w:bCs/>
+        </w:rPr>
+        <w:t xml:space="preserve">548(a)⁠(1)⁠(B)</w:t>
+      </w:r>
+      <w:r>
+        <w:rPr>
+          <w:b/>
+          <w:bCs/>
+        </w:rPr>
+        <w:t xml:space="preserve"> </w:t>
+      </w:r>
+      <w:r>
+        <w:rPr>
+          <w:b/>
+          <w:bCs/>
+        </w:rPr>
+        <w:t xml:space="preserve">of</w:t>
+      </w:r>
+      <w:r>
+        <w:rPr>
+          <w:b/>
+          <w:bCs/>
+        </w:rPr>
+        <w:t xml:space="preserve"> </w:t>
+      </w:r>
+      <w:r>
+        <w:rPr>
+          <w:b/>
+          <w:bCs/>
+        </w:rPr>
+        <w:t xml:space="preserve">the</w:t>
+      </w:r>
+      <w:r>
+        <w:rPr>
+          <w:b/>
+          <w:bCs/>
+        </w:rPr>
+        <w:t xml:space="preserve"> </w:t>
+      </w:r>
+      <w:r>
+        <w:rPr>
+          <w:b/>
+          <w:bCs/>
+        </w:rPr>
+        <w:t xml:space="preserve">Bankruptcy</w:t>
+      </w:r>
+      <w:r>
+        <w:rPr>
+          <w:b/>
+          <w:bCs/>
+        </w:rPr>
+        <w:t xml:space="preserve"> </w:t>
+      </w:r>
+      <w:r>
+        <w:rPr>
+          <w:b/>
+          <w:bCs/>
+        </w:rPr>
+        <w:t xml:space="preserve">Code</w:t>
       </w:r>
     </w:p>
     <w:p>
@@ -802,7 +1810,7 @@
         <w:tab/>
       </w:r>
       <w:r>
-        <w:t xml:space="preserve">New ICC (a) was insolvent or became insolvent as a result of each of those Transfers; (b) at the time of each of those Transfers, was engaged in business or a transaction, or was about to engage in business or a transaction, for which any property remaining with New ICC was an unreasonably small amount of capital; and/or (c) at the time of each of those Transfers, intended to incur, or believed that it would incur, debts that would be beyond its ability to pay as such debts matured.</w:t>
+        <w:t xml:space="preserve">New ICC (a) was insolvent or became insolvent as a result of each of those Transfers; (b) at the time of each of those Transfers, was engaged in business or a transaction, or was about to engage in business or a transaction, for which any property remaining with New ICC was an unreasonably small amount of capital; and/​or (c) at the time of each of those Transfers, intended to incur, or believed that it would incur, debts that would be beyond its ability to pay as such debts matured.</w:t>
       </w:r>
     </w:p>
     <w:p>
@@ -816,7 +1824,7 @@
         <w:tab/>
       </w:r>
       <w:r>
-        <w:t xml:space="preserve">Each of those Transfers is recoverable by Trustee Springel for the New ICC Estate under section 548(a)(1)(B) of the Bankruptcy Code.</w:t>
+        <w:t xml:space="preserve">Each of those Transfers is recoverable by Trustee Springel for the New ICC Estate under section 548(a)⁠(1)⁠(B) of the Bankruptcy Code.</w:t>
       </w:r>
     </w:p>
     <w:p>
@@ -833,14 +1841,398 @@
         <w:t xml:space="preserve">Pursuant to section 550(a) of the Bankruptcy Code, Trustee Springel may recover transfers from the initial, immediate, or mediate transferee, as well as from the entity for whose benefit the transfers were made. Accordingly, Trustee Springel may recover from the Defendant each of those Transfers, the value thereof, or any and all proceeds, monies or properties attributable to same.</w:t>
       </w:r>
     </w:p>
-    <w:bookmarkEnd w:id="26"/>
-    <w:bookmarkStart w:id="28" w:name="X09651ddc15568d4bb930f3cac3a9fc4cd24cf49"/>
-    <w:p>
-      <w:pPr>
-        <w:pStyle w:val="Heading2"/>
-      </w:pPr>
-      <w:r>
-        <w:t xml:space="preserve">Count Three: To Recover Fraudulent Transfers Made by New ICC to or for the Benefit of the Defendant under Section 544 of the Bankruptcy Code and USVI Law</w:t>
+    <w:p>
+      <w:pPr>
+        <w:keepNext/>
+        <w:keepLines/>
+        <w:spacing w:before="0" w:after="0" w:line="480" w:lineRule="exact"/>
+        <w:ind w:left="0" w:firstLine="0"/>
+        <w:jc w:val="center"/>
+      </w:pPr>
+      <w:r>
+        <w:rPr>
+          <w:b/>
+          <w:bCs/>
+        </w:rPr>
+        <w:t xml:space="preserve">Count</w:t>
+      </w:r>
+      <w:r>
+        <w:rPr>
+          <w:b/>
+          <w:bCs/>
+        </w:rPr>
+        <w:t xml:space="preserve"> </w:t>
+      </w:r>
+      <w:r>
+        <w:rPr>
+          <w:b/>
+          <w:bCs/>
+        </w:rPr>
+        <w:t xml:space="preserve">Three:</w:t>
+      </w:r>
+      <w:r>
+        <w:rPr>
+          <w:b/>
+          <w:bCs/>
+        </w:rPr>
+        <w:t xml:space="preserve"> </w:t>
+      </w:r>
+      <w:r>
+        <w:rPr>
+          <w:b/>
+          <w:bCs/>
+        </w:rPr>
+        <w:t xml:space="preserve">To</w:t>
+      </w:r>
+      <w:r>
+        <w:rPr>
+          <w:b/>
+          <w:bCs/>
+        </w:rPr>
+        <w:t xml:space="preserve"> </w:t>
+      </w:r>
+      <w:r>
+        <w:rPr>
+          <w:b/>
+          <w:bCs/>
+        </w:rPr>
+        <w:t xml:space="preserve">Recover</w:t>
+      </w:r>
+      <w:r>
+        <w:rPr>
+          <w:b/>
+          <w:bCs/>
+        </w:rPr>
+        <w:t xml:space="preserve"> </w:t>
+      </w:r>
+      <w:r>
+        <w:rPr>
+          <w:b/>
+          <w:bCs/>
+        </w:rPr>
+        <w:t xml:space="preserve">Fraudulent</w:t>
+      </w:r>
+      <w:r>
+        <w:rPr>
+          <w:b/>
+          <w:bCs/>
+        </w:rPr>
+        <w:t xml:space="preserve"> </w:t>
+      </w:r>
+      <w:r>
+        <w:rPr>
+          <w:b/>
+          <w:bCs/>
+        </w:rPr>
+        <w:t xml:space="preserve">Transfers</w:t>
+      </w:r>
+      <w:r>
+        <w:rPr>
+          <w:b/>
+          <w:bCs/>
+        </w:rPr>
+        <w:t xml:space="preserve"> </w:t>
+      </w:r>
+      <w:r>
+        <w:rPr>
+          <w:b/>
+          <w:bCs/>
+        </w:rPr>
+        <w:t xml:space="preserve">Made</w:t>
+      </w:r>
+      <w:r>
+        <w:rPr>
+          <w:b/>
+          <w:bCs/>
+        </w:rPr>
+        <w:t xml:space="preserve"> </w:t>
+      </w:r>
+      <w:r>
+        <w:rPr>
+          <w:b/>
+          <w:bCs/>
+        </w:rPr>
+        <w:t xml:space="preserve">by</w:t>
+      </w:r>
+      <w:r>
+        <w:rPr>
+          <w:b/>
+          <w:bCs/>
+        </w:rPr>
+        <w:t xml:space="preserve"> </w:t>
+      </w:r>
+      <w:r>
+        <w:rPr>
+          <w:b/>
+          <w:bCs/>
+        </w:rPr>
+        <w:t xml:space="preserve">New</w:t>
+      </w:r>
+      <w:r>
+        <w:rPr>
+          <w:b/>
+          <w:bCs/>
+        </w:rPr>
+        <w:t xml:space="preserve"> </w:t>
+      </w:r>
+      <w:r>
+        <w:rPr>
+          <w:b/>
+          <w:bCs/>
+        </w:rPr>
+        <w:t xml:space="preserve">ICC</w:t>
+      </w:r>
+      <w:r>
+        <w:rPr>
+          <w:b/>
+          <w:bCs/>
+        </w:rPr>
+        <w:t xml:space="preserve"> </w:t>
+      </w:r>
+      <w:r>
+        <w:rPr>
+          <w:b/>
+          <w:bCs/>
+        </w:rPr>
+        <w:t xml:space="preserve">to</w:t>
+      </w:r>
+      <w:r>
+        <w:rPr>
+          <w:b/>
+          <w:bCs/>
+        </w:rPr>
+        <w:t xml:space="preserve"> </w:t>
+      </w:r>
+      <w:r>
+        <w:rPr>
+          <w:b/>
+          <w:bCs/>
+        </w:rPr>
+        <w:t xml:space="preserve">or</w:t>
+      </w:r>
+      <w:r>
+        <w:rPr>
+          <w:b/>
+          <w:bCs/>
+        </w:rPr>
+        <w:t xml:space="preserve"> </w:t>
+      </w:r>
+      <w:r>
+        <w:rPr>
+          <w:b/>
+          <w:bCs/>
+        </w:rPr>
+        <w:t xml:space="preserve">for</w:t>
+      </w:r>
+      <w:r>
+        <w:rPr>
+          <w:b/>
+          <w:bCs/>
+        </w:rPr>
+        <w:t xml:space="preserve"> </w:t>
+      </w:r>
+      <w:r>
+        <w:rPr>
+          <w:b/>
+          <w:bCs/>
+        </w:rPr>
+        <w:t xml:space="preserve">the</w:t>
+      </w:r>
+      <w:r>
+        <w:rPr>
+          <w:b/>
+          <w:bCs/>
+        </w:rPr>
+        <w:t xml:space="preserve"> </w:t>
+      </w:r>
+      <w:r>
+        <w:rPr>
+          <w:b/>
+          <w:bCs/>
+        </w:rPr>
+        <w:t xml:space="preserve">Benefit</w:t>
+      </w:r>
+      <w:r>
+        <w:rPr>
+          <w:b/>
+          <w:bCs/>
+        </w:rPr>
+        <w:t xml:space="preserve"> </w:t>
+      </w:r>
+      <w:r>
+        <w:rPr>
+          <w:b/>
+          <w:bCs/>
+        </w:rPr>
+        <w:t xml:space="preserve">of</w:t>
+      </w:r>
+      <w:r>
+        <w:rPr>
+          <w:b/>
+          <w:bCs/>
+        </w:rPr>
+        <w:t xml:space="preserve"> </w:t>
+      </w:r>
+      <w:r>
+        <w:rPr>
+          <w:b/>
+          <w:bCs/>
+        </w:rPr>
+        <w:t xml:space="preserve">the</w:t>
+      </w:r>
+      <w:r>
+        <w:rPr>
+          <w:b/>
+          <w:bCs/>
+        </w:rPr>
+        <w:t xml:space="preserve"> </w:t>
+      </w:r>
+      <w:r>
+        <w:rPr>
+          <w:b/>
+          <w:bCs/>
+        </w:rPr>
+        <w:t xml:space="preserve">Defendant</w:t>
+      </w:r>
+      <w:r>
+        <w:rPr>
+          <w:b/>
+          <w:bCs/>
+        </w:rPr>
+        <w:t xml:space="preserve"> </w:t>
+      </w:r>
+      <w:r>
+        <w:rPr>
+          <w:b/>
+          <w:bCs/>
+        </w:rPr>
+        <w:t xml:space="preserve">under</w:t>
+      </w:r>
+      <w:r>
+        <w:rPr>
+          <w:b/>
+          <w:bCs/>
+        </w:rPr>
+        <w:t xml:space="preserve"> </w:t>
+      </w:r>
+      <w:r>
+        <w:rPr>
+          <w:b/>
+          <w:bCs/>
+        </w:rPr>
+        <w:t xml:space="preserve">Section</w:t>
+      </w:r>
+      <w:r>
+        <w:rPr>
+          <w:b/>
+          <w:bCs/>
+        </w:rPr>
+        <w:t xml:space="preserve"> </w:t>
+      </w:r>
+      <w:r>
+        <w:rPr>
+          <w:b/>
+          <w:bCs/>
+        </w:rPr>
+        <w:t xml:space="preserve">544</w:t>
+      </w:r>
+      <w:r>
+        <w:rPr>
+          <w:b/>
+          <w:bCs/>
+        </w:rPr>
+        <w:t xml:space="preserve"> </w:t>
+      </w:r>
+      <w:r>
+        <w:rPr>
+          <w:b/>
+          <w:bCs/>
+        </w:rPr>
+        <w:t xml:space="preserve">of</w:t>
+      </w:r>
+      <w:r>
+        <w:rPr>
+          <w:b/>
+          <w:bCs/>
+        </w:rPr>
+        <w:t xml:space="preserve"> </w:t>
+      </w:r>
+      <w:r>
+        <w:rPr>
+          <w:b/>
+          <w:bCs/>
+        </w:rPr>
+        <w:t xml:space="preserve">the</w:t>
+      </w:r>
+      <w:r>
+        <w:rPr>
+          <w:b/>
+          <w:bCs/>
+        </w:rPr>
+        <w:t xml:space="preserve"> </w:t>
+      </w:r>
+      <w:r>
+        <w:rPr>
+          <w:b/>
+          <w:bCs/>
+        </w:rPr>
+        <w:t xml:space="preserve">Bankruptcy</w:t>
+      </w:r>
+      <w:r>
+        <w:rPr>
+          <w:b/>
+          <w:bCs/>
+        </w:rPr>
+        <w:t xml:space="preserve"> </w:t>
+      </w:r>
+      <w:r>
+        <w:rPr>
+          <w:b/>
+          <w:bCs/>
+        </w:rPr>
+        <w:t xml:space="preserve">Code</w:t>
+      </w:r>
+      <w:r>
+        <w:rPr>
+          <w:b/>
+          <w:bCs/>
+        </w:rPr>
+        <w:t xml:space="preserve"> </w:t>
+      </w:r>
+      <w:r>
+        <w:rPr>
+          <w:b/>
+          <w:bCs/>
+        </w:rPr>
+        <w:t xml:space="preserve">and</w:t>
+      </w:r>
+      <w:r>
+        <w:rPr>
+          <w:b/>
+          <w:bCs/>
+        </w:rPr>
+        <w:t xml:space="preserve"> </w:t>
+      </w:r>
+      <w:r>
+        <w:rPr>
+          <w:b/>
+          <w:bCs/>
+        </w:rPr>
+        <w:t xml:space="preserve">USVI</w:t>
+      </w:r>
+      <w:r>
+        <w:rPr>
+          <w:b/>
+          <w:bCs/>
+        </w:rPr>
+        <w:t xml:space="preserve"> </w:t>
+      </w:r>
+      <w:r>
+        <w:rPr>
+          <w:b/>
+          <w:bCs/>
+        </w:rPr>
+        <w:t xml:space="preserve">Law</w:t>
       </w:r>
     </w:p>
     <w:p>
@@ -860,7 +2252,7 @@
         <w:rPr>
           <w:rStyle w:val="FootnoteReference"/>
         </w:rPr>
-        <w:footnoteReference w:id="27"/>
+        <w:footnoteReference w:id="11"/>
       </w:r>
     </w:p>
     <w:p>
@@ -902,7 +2294,7 @@
         <w:tab/>
       </w:r>
       <w:r>
-        <w:t xml:space="preserve">At all relevant times, there were and are one or more creditors who held or hold a claim or claims against New ICC. Each of those creditors hold unsecured claims against the New ICC Estate that are allowable under Bankruptcy Code § 502, or are not so allowable only on account of Bankruptcy Code § 502(e).</w:t>
+        <w:t xml:space="preserve">At all relevant times, there were and are one or more creditors who held or hold a claim or claims against New ICC. Each of those creditors hold unsecured claims against the New ICC Estate that are allowable under Bankruptcy Code § 502, or are not so allowable only on account of Bankruptcy Code § 502(e).</w:t>
       </w:r>
     </w:p>
     <w:p>
@@ -989,14 +2381,188 @@
         <w:t xml:space="preserve">Pursuant to section 550(a) of the Bankruptcy Code, Trustee Springel may recover transfers from the initial, immediate, or mediate transferee, as well as from the entity for whose benefit the transfers were made. Accordingly, Trustee Springel may recover from the Defendant each of those Transfers, the value thereof, or any and all proceeds, monies or properties attributable to same.</w:t>
       </w:r>
     </w:p>
-    <w:bookmarkEnd w:id="28"/>
-    <w:bookmarkStart w:id="29" w:name="Xdd03cdaab9ca8e87e31a450709dbc5caaacfc96"/>
-    <w:p>
-      <w:pPr>
-        <w:pStyle w:val="Heading2"/>
-      </w:pPr>
-      <w:r>
-        <w:t xml:space="preserve">Count Four: Alternatively, to Recover Preferential Transfers pursuant to Bankruptcy Code § 547</w:t>
+    <w:p>
+      <w:pPr>
+        <w:keepNext/>
+        <w:keepLines/>
+        <w:spacing w:before="0" w:after="0" w:line="480" w:lineRule="exact"/>
+        <w:ind w:left="0" w:firstLine="0"/>
+        <w:jc w:val="center"/>
+      </w:pPr>
+      <w:r>
+        <w:rPr>
+          <w:b/>
+          <w:bCs/>
+        </w:rPr>
+        <w:t xml:space="preserve">Count</w:t>
+      </w:r>
+      <w:r>
+        <w:rPr>
+          <w:b/>
+          <w:bCs/>
+        </w:rPr>
+        <w:t xml:space="preserve"> </w:t>
+      </w:r>
+      <w:r>
+        <w:rPr>
+          <w:b/>
+          <w:bCs/>
+        </w:rPr>
+        <w:t xml:space="preserve">Four:</w:t>
+      </w:r>
+      <w:r>
+        <w:rPr>
+          <w:b/>
+          <w:bCs/>
+        </w:rPr>
+        <w:t xml:space="preserve"> </w:t>
+      </w:r>
+      <w:r>
+        <w:rPr>
+          <w:b/>
+          <w:bCs/>
+        </w:rPr>
+        <w:t xml:space="preserve">Alternatively,</w:t>
+      </w:r>
+      <w:r>
+        <w:rPr>
+          <w:b/>
+          <w:bCs/>
+        </w:rPr>
+        <w:t xml:space="preserve"> </w:t>
+      </w:r>
+      <w:r>
+        <w:rPr>
+          <w:b/>
+          <w:bCs/>
+        </w:rPr>
+        <w:t xml:space="preserve">to</w:t>
+      </w:r>
+      <w:r>
+        <w:rPr>
+          <w:b/>
+          <w:bCs/>
+        </w:rPr>
+        <w:t xml:space="preserve"> </w:t>
+      </w:r>
+      <w:r>
+        <w:rPr>
+          <w:b/>
+          <w:bCs/>
+        </w:rPr>
+        <w:t xml:space="preserve">Recover</w:t>
+      </w:r>
+      <w:r>
+        <w:rPr>
+          <w:b/>
+          <w:bCs/>
+        </w:rPr>
+        <w:t xml:space="preserve"> </w:t>
+      </w:r>
+      <w:r>
+        <w:rPr>
+          <w:b/>
+          <w:bCs/>
+        </w:rPr>
+        <w:t xml:space="preserve">Preferential</w:t>
+      </w:r>
+      <w:r>
+        <w:rPr>
+          <w:b/>
+          <w:bCs/>
+        </w:rPr>
+        <w:t xml:space="preserve"> </w:t>
+      </w:r>
+      <w:r>
+        <w:rPr>
+          <w:b/>
+          <w:bCs/>
+        </w:rPr>
+        <w:t xml:space="preserve">Transfers</w:t>
+      </w:r>
+      <w:r>
+        <w:rPr>
+          <w:b/>
+          <w:bCs/>
+        </w:rPr>
+        <w:t xml:space="preserve"> </w:t>
+      </w:r>
+      <w:r>
+        <w:rPr>
+          <w:b/>
+          <w:bCs/>
+        </w:rPr>
+        <w:t xml:space="preserve">pursuant</w:t>
+      </w:r>
+      <w:r>
+        <w:rPr>
+          <w:b/>
+          <w:bCs/>
+        </w:rPr>
+        <w:t xml:space="preserve"> </w:t>
+      </w:r>
+      <w:r>
+        <w:rPr>
+          <w:b/>
+          <w:bCs/>
+        </w:rPr>
+        <w:t xml:space="preserve">to</w:t>
+      </w:r>
+      <w:r>
+        <w:rPr>
+          <w:b/>
+          <w:bCs/>
+        </w:rPr>
+        <w:t xml:space="preserve"> </w:t>
+      </w:r>
+      <w:r>
+        <w:rPr>
+          <w:b/>
+          <w:bCs/>
+        </w:rPr>
+        <w:t xml:space="preserve">Bankruptcy</w:t>
+      </w:r>
+      <w:r>
+        <w:rPr>
+          <w:b/>
+          <w:bCs/>
+        </w:rPr>
+        <w:t xml:space="preserve"> </w:t>
+      </w:r>
+      <w:r>
+        <w:rPr>
+          <w:b/>
+          <w:bCs/>
+        </w:rPr>
+        <w:t xml:space="preserve">Code</w:t>
+      </w:r>
+      <w:r>
+        <w:rPr>
+          <w:b/>
+          <w:bCs/>
+        </w:rPr>
+        <w:t xml:space="preserve"> </w:t>
+      </w:r>
+      <w:r>
+        <w:rPr>
+          <w:b/>
+          <w:bCs/>
+        </w:rPr>
+        <w:t xml:space="preserve">§</w:t>
+      </w:r>
+      <w:r>
+        <w:rPr>
+          <w:b/>
+          <w:bCs/>
+        </w:rPr>
+        <w:t xml:space="preserve"> </w:t>
+      </w:r>
+      <w:r>
+        <w:rPr>
+          <w:b/>
+          <w:bCs/>
+        </w:rPr>
+        <w:t xml:space="preserve">547</w:t>
       </w:r>
     </w:p>
     <w:p>
@@ -1111,14 +2677,370 @@
         <w:t xml:space="preserve">Therefore, Trustee Springel is entitled to the entry of an order avoiding the Transfers and providing for all other related relief as is necessary and proper.</w:t>
       </w:r>
     </w:p>
-    <w:bookmarkEnd w:id="29"/>
-    <w:bookmarkStart w:id="30" w:name="X835fbdd4e8dbfcaf0c8baa32168cc9d5055938c"/>
-    <w:p>
-      <w:pPr>
-        <w:pStyle w:val="Heading2"/>
-      </w:pPr>
-      <w:r>
-        <w:t xml:space="preserve">Count Five: To Recover Unauthorized Post-Petition Transfers Made by New ICC to or for the Benefit of the Defendant under Section 549 of the Bankruptcy Code</w:t>
+    <w:p>
+      <w:pPr>
+        <w:keepNext/>
+        <w:keepLines/>
+        <w:spacing w:before="0" w:after="0" w:line="480" w:lineRule="exact"/>
+        <w:ind w:left="0" w:firstLine="0"/>
+        <w:jc w:val="center"/>
+      </w:pPr>
+      <w:r>
+        <w:rPr>
+          <w:b/>
+          <w:bCs/>
+        </w:rPr>
+        <w:t xml:space="preserve">Count</w:t>
+      </w:r>
+      <w:r>
+        <w:rPr>
+          <w:b/>
+          <w:bCs/>
+        </w:rPr>
+        <w:t xml:space="preserve"> </w:t>
+      </w:r>
+      <w:r>
+        <w:rPr>
+          <w:b/>
+          <w:bCs/>
+        </w:rPr>
+        <w:t xml:space="preserve">Five:</w:t>
+      </w:r>
+      <w:r>
+        <w:rPr>
+          <w:b/>
+          <w:bCs/>
+        </w:rPr>
+        <w:t xml:space="preserve"> </w:t>
+      </w:r>
+      <w:r>
+        <w:rPr>
+          <w:b/>
+          <w:bCs/>
+        </w:rPr>
+        <w:t xml:space="preserve">To</w:t>
+      </w:r>
+      <w:r>
+        <w:rPr>
+          <w:b/>
+          <w:bCs/>
+        </w:rPr>
+        <w:t xml:space="preserve"> </w:t>
+      </w:r>
+      <w:r>
+        <w:rPr>
+          <w:b/>
+          <w:bCs/>
+        </w:rPr>
+        <w:t xml:space="preserve">Recover</w:t>
+      </w:r>
+      <w:r>
+        <w:rPr>
+          <w:b/>
+          <w:bCs/>
+        </w:rPr>
+        <w:t xml:space="preserve"> </w:t>
+      </w:r>
+      <w:r>
+        <w:rPr>
+          <w:b/>
+          <w:bCs/>
+        </w:rPr>
+        <w:t xml:space="preserve">Unauthorized</w:t>
+      </w:r>
+      <w:r>
+        <w:rPr>
+          <w:b/>
+          <w:bCs/>
+        </w:rPr>
+        <w:t xml:space="preserve"> </w:t>
+      </w:r>
+      <w:r>
+        <w:rPr>
+          <w:b/>
+          <w:bCs/>
+        </w:rPr>
+        <w:t xml:space="preserve">Post-Petition</w:t>
+      </w:r>
+      <w:r>
+        <w:rPr>
+          <w:b/>
+          <w:bCs/>
+        </w:rPr>
+        <w:t xml:space="preserve"> </w:t>
+      </w:r>
+      <w:r>
+        <w:rPr>
+          <w:b/>
+          <w:bCs/>
+        </w:rPr>
+        <w:t xml:space="preserve">Transfers</w:t>
+      </w:r>
+      <w:r>
+        <w:rPr>
+          <w:b/>
+          <w:bCs/>
+        </w:rPr>
+        <w:t xml:space="preserve"> </w:t>
+      </w:r>
+      <w:r>
+        <w:rPr>
+          <w:b/>
+          <w:bCs/>
+        </w:rPr>
+        <w:t xml:space="preserve">Made</w:t>
+      </w:r>
+      <w:r>
+        <w:rPr>
+          <w:b/>
+          <w:bCs/>
+        </w:rPr>
+        <w:t xml:space="preserve"> </w:t>
+      </w:r>
+      <w:r>
+        <w:rPr>
+          <w:b/>
+          <w:bCs/>
+        </w:rPr>
+        <w:t xml:space="preserve">by</w:t>
+      </w:r>
+      <w:r>
+        <w:rPr>
+          <w:b/>
+          <w:bCs/>
+        </w:rPr>
+        <w:t xml:space="preserve"> </w:t>
+      </w:r>
+      <w:r>
+        <w:rPr>
+          <w:b/>
+          <w:bCs/>
+        </w:rPr>
+        <w:t xml:space="preserve">New</w:t>
+      </w:r>
+      <w:r>
+        <w:rPr>
+          <w:b/>
+          <w:bCs/>
+        </w:rPr>
+        <w:t xml:space="preserve"> </w:t>
+      </w:r>
+      <w:r>
+        <w:rPr>
+          <w:b/>
+          <w:bCs/>
+        </w:rPr>
+        <w:t xml:space="preserve">ICC</w:t>
+      </w:r>
+      <w:r>
+        <w:rPr>
+          <w:b/>
+          <w:bCs/>
+        </w:rPr>
+        <w:t xml:space="preserve"> </w:t>
+      </w:r>
+      <w:r>
+        <w:rPr>
+          <w:b/>
+          <w:bCs/>
+        </w:rPr>
+        <w:t xml:space="preserve">to</w:t>
+      </w:r>
+      <w:r>
+        <w:rPr>
+          <w:b/>
+          <w:bCs/>
+        </w:rPr>
+        <w:t xml:space="preserve"> </w:t>
+      </w:r>
+      <w:r>
+        <w:rPr>
+          <w:b/>
+          <w:bCs/>
+        </w:rPr>
+        <w:t xml:space="preserve">or</w:t>
+      </w:r>
+      <w:r>
+        <w:rPr>
+          <w:b/>
+          <w:bCs/>
+        </w:rPr>
+        <w:t xml:space="preserve"> </w:t>
+      </w:r>
+      <w:r>
+        <w:rPr>
+          <w:b/>
+          <w:bCs/>
+        </w:rPr>
+        <w:t xml:space="preserve">for</w:t>
+      </w:r>
+      <w:r>
+        <w:rPr>
+          <w:b/>
+          <w:bCs/>
+        </w:rPr>
+        <w:t xml:space="preserve"> </w:t>
+      </w:r>
+      <w:r>
+        <w:rPr>
+          <w:b/>
+          <w:bCs/>
+        </w:rPr>
+        <w:t xml:space="preserve">the</w:t>
+      </w:r>
+      <w:r>
+        <w:rPr>
+          <w:b/>
+          <w:bCs/>
+        </w:rPr>
+        <w:t xml:space="preserve"> </w:t>
+      </w:r>
+      <w:r>
+        <w:rPr>
+          <w:b/>
+          <w:bCs/>
+        </w:rPr>
+        <w:t xml:space="preserve">Benefit</w:t>
+      </w:r>
+      <w:r>
+        <w:rPr>
+          <w:b/>
+          <w:bCs/>
+        </w:rPr>
+        <w:t xml:space="preserve"> </w:t>
+      </w:r>
+      <w:r>
+        <w:rPr>
+          <w:b/>
+          <w:bCs/>
+        </w:rPr>
+        <w:t xml:space="preserve">of</w:t>
+      </w:r>
+      <w:r>
+        <w:rPr>
+          <w:b/>
+          <w:bCs/>
+        </w:rPr>
+        <w:t xml:space="preserve"> </w:t>
+      </w:r>
+      <w:r>
+        <w:rPr>
+          <w:b/>
+          <w:bCs/>
+        </w:rPr>
+        <w:t xml:space="preserve">the</w:t>
+      </w:r>
+      <w:r>
+        <w:rPr>
+          <w:b/>
+          <w:bCs/>
+        </w:rPr>
+        <w:t xml:space="preserve"> </w:t>
+      </w:r>
+      <w:r>
+        <w:rPr>
+          <w:b/>
+          <w:bCs/>
+        </w:rPr>
+        <w:t xml:space="preserve">Defendant</w:t>
+      </w:r>
+      <w:r>
+        <w:rPr>
+          <w:b/>
+          <w:bCs/>
+        </w:rPr>
+        <w:t xml:space="preserve"> </w:t>
+      </w:r>
+      <w:r>
+        <w:rPr>
+          <w:b/>
+          <w:bCs/>
+        </w:rPr>
+        <w:t xml:space="preserve">under</w:t>
+      </w:r>
+      <w:r>
+        <w:rPr>
+          <w:b/>
+          <w:bCs/>
+        </w:rPr>
+        <w:t xml:space="preserve"> </w:t>
+      </w:r>
+      <w:r>
+        <w:rPr>
+          <w:b/>
+          <w:bCs/>
+        </w:rPr>
+        <w:t xml:space="preserve">Section</w:t>
+      </w:r>
+      <w:r>
+        <w:rPr>
+          <w:b/>
+          <w:bCs/>
+        </w:rPr>
+        <w:t xml:space="preserve"> </w:t>
+      </w:r>
+      <w:r>
+        <w:rPr>
+          <w:b/>
+          <w:bCs/>
+        </w:rPr>
+        <w:t xml:space="preserve">549</w:t>
+      </w:r>
+      <w:r>
+        <w:rPr>
+          <w:b/>
+          <w:bCs/>
+        </w:rPr>
+        <w:t xml:space="preserve"> </w:t>
+      </w:r>
+      <w:r>
+        <w:rPr>
+          <w:b/>
+          <w:bCs/>
+        </w:rPr>
+        <w:t xml:space="preserve">of</w:t>
+      </w:r>
+      <w:r>
+        <w:rPr>
+          <w:b/>
+          <w:bCs/>
+        </w:rPr>
+        <w:t xml:space="preserve"> </w:t>
+      </w:r>
+      <w:r>
+        <w:rPr>
+          <w:b/>
+          <w:bCs/>
+        </w:rPr>
+        <w:t xml:space="preserve">the</w:t>
+      </w:r>
+      <w:r>
+        <w:rPr>
+          <w:b/>
+          <w:bCs/>
+        </w:rPr>
+        <w:t xml:space="preserve"> </w:t>
+      </w:r>
+      <w:r>
+        <w:rPr>
+          <w:b/>
+          <w:bCs/>
+        </w:rPr>
+        <w:t xml:space="preserve">Bankruptcy</w:t>
+      </w:r>
+      <w:r>
+        <w:rPr>
+          <w:b/>
+          <w:bCs/>
+        </w:rPr>
+        <w:t xml:space="preserve"> </w:t>
+      </w:r>
+      <w:r>
+        <w:rPr>
+          <w:b/>
+          <w:bCs/>
+        </w:rPr>
+        <w:t xml:space="preserve">Code</w:t>
       </w:r>
     </w:p>
     <w:p>
@@ -1160,7 +3082,7 @@
         <w:tab/>
       </w:r>
       <w:r>
-        <w:t xml:space="preserve">Those Transfers were (a) authorized only under Bankruptcy Code §§ 303(f) or 542(c); or (b) not authorized under the Bankruptcy Code or by the Court.</w:t>
+        <w:t xml:space="preserve">Those Transfers were (a) authorized only under Bankruptcy Code §§ 303(f) or 542(c); or (b) not authorized under the Bankruptcy Code or by the Court.</w:t>
       </w:r>
     </w:p>
     <w:p>
@@ -1191,14 +3113,104 @@
         <w:t xml:space="preserve">Pursuant to section 550(a) of the Bankruptcy Code, Trustee Springel may recover transfers from the initial, immediate, or mediate transferee, as well as from the entity for whose benefit the transfers were made. Accordingly, Trustee Springel may recover from the Defendant those Transfers that were made on or after the Petition Date, the value thereof, or any and all proceeds, monies or properties attributable to same.</w:t>
       </w:r>
     </w:p>
-    <w:bookmarkEnd w:id="30"/>
-    <w:bookmarkStart w:id="31" w:name="X9eefc1bcb5aef69114b016b8e32198079b2d434"/>
-    <w:p>
-      <w:pPr>
-        <w:pStyle w:val="Heading2"/>
-      </w:pPr>
-      <w:r>
-        <w:t xml:space="preserve">Count Six: Civil Conspiracy to Commit Fraud</w:t>
+    <w:p>
+      <w:pPr>
+        <w:keepNext/>
+        <w:keepLines/>
+        <w:spacing w:before="0" w:after="0" w:line="480" w:lineRule="exact"/>
+        <w:ind w:left="0" w:firstLine="0"/>
+        <w:jc w:val="center"/>
+      </w:pPr>
+      <w:r>
+        <w:rPr>
+          <w:b/>
+          <w:bCs/>
+        </w:rPr>
+        <w:t xml:space="preserve">Count</w:t>
+      </w:r>
+      <w:r>
+        <w:rPr>
+          <w:b/>
+          <w:bCs/>
+        </w:rPr>
+        <w:t xml:space="preserve"> </w:t>
+      </w:r>
+      <w:r>
+        <w:rPr>
+          <w:b/>
+          <w:bCs/>
+        </w:rPr>
+        <w:t xml:space="preserve">Six:</w:t>
+      </w:r>
+      <w:r>
+        <w:rPr>
+          <w:b/>
+          <w:bCs/>
+        </w:rPr>
+        <w:t xml:space="preserve"> </w:t>
+      </w:r>
+      <w:r>
+        <w:rPr>
+          <w:b/>
+          <w:bCs/>
+        </w:rPr>
+        <w:t xml:space="preserve">Civil</w:t>
+      </w:r>
+      <w:r>
+        <w:rPr>
+          <w:b/>
+          <w:bCs/>
+        </w:rPr>
+        <w:t xml:space="preserve"> </w:t>
+      </w:r>
+      <w:r>
+        <w:rPr>
+          <w:b/>
+          <w:bCs/>
+        </w:rPr>
+        <w:t xml:space="preserve">Conspiracy</w:t>
+      </w:r>
+      <w:r>
+        <w:rPr>
+          <w:b/>
+          <w:bCs/>
+        </w:rPr>
+        <w:t xml:space="preserve"> </w:t>
+      </w:r>
+      <w:r>
+        <w:rPr>
+          <w:b/>
+          <w:bCs/>
+        </w:rPr>
+        <w:t xml:space="preserve">to</w:t>
+      </w:r>
+      <w:r>
+        <w:rPr>
+          <w:b/>
+          <w:bCs/>
+        </w:rPr>
+        <w:t xml:space="preserve"> </w:t>
+      </w:r>
+      <w:r>
+        <w:rPr>
+          <w:b/>
+          <w:bCs/>
+        </w:rPr>
+        <w:t xml:space="preserve">Commit</w:t>
+      </w:r>
+      <w:r>
+        <w:rPr>
+          <w:b/>
+          <w:bCs/>
+        </w:rPr>
+        <w:t xml:space="preserve"> </w:t>
+      </w:r>
+      <w:r>
+        <w:rPr>
+          <w:b/>
+          <w:bCs/>
+        </w:rPr>
+        <w:t xml:space="preserve">Fraud</w:t>
       </w:r>
     </w:p>
     <w:p>
@@ -1257,14 +3269,244 @@
         <w:t xml:space="preserve">Specifically, Defendant reached agreement with Prosser to defraud New ICC, and then engaged in one or more of the overt acts described above with the intent and effect of furthering that conspiracy. Further, as a co-conspirator, Defendant is jointly and severally liable for any and all acts done by Prosser in furtherance of the illegal combination.</w:t>
       </w:r>
     </w:p>
-    <w:bookmarkEnd w:id="31"/>
-    <w:bookmarkStart w:id="32" w:name="Xbb46f9235d3e63848272fca6be55c0f1dda8f2f"/>
-    <w:p>
-      <w:pPr>
-        <w:pStyle w:val="Heading2"/>
-      </w:pPr>
-      <w:r>
-        <w:t xml:space="preserve">Count Seven: To Disallow Claims Asserted by the Defendant pursuant to Section 502(d) of the Bankruptcy Code</w:t>
+    <w:p>
+      <w:pPr>
+        <w:keepNext/>
+        <w:keepLines/>
+        <w:spacing w:before="0" w:after="0" w:line="480" w:lineRule="exact"/>
+        <w:ind w:left="0" w:firstLine="0"/>
+        <w:jc w:val="center"/>
+      </w:pPr>
+      <w:r>
+        <w:rPr>
+          <w:b/>
+          <w:bCs/>
+        </w:rPr>
+        <w:t xml:space="preserve">Count</w:t>
+      </w:r>
+      <w:r>
+        <w:rPr>
+          <w:b/>
+          <w:bCs/>
+        </w:rPr>
+        <w:t xml:space="preserve"> </w:t>
+      </w:r>
+      <w:r>
+        <w:rPr>
+          <w:b/>
+          <w:bCs/>
+        </w:rPr>
+        <w:t xml:space="preserve">Seven:</w:t>
+      </w:r>
+      <w:r>
+        <w:rPr>
+          <w:b/>
+          <w:bCs/>
+        </w:rPr>
+        <w:t xml:space="preserve"> </w:t>
+      </w:r>
+      <w:r>
+        <w:rPr>
+          <w:b/>
+          <w:bCs/>
+        </w:rPr>
+        <w:t xml:space="preserve">To</w:t>
+      </w:r>
+      <w:r>
+        <w:rPr>
+          <w:b/>
+          <w:bCs/>
+        </w:rPr>
+        <w:t xml:space="preserve"> </w:t>
+      </w:r>
+      <w:r>
+        <w:rPr>
+          <w:b/>
+          <w:bCs/>
+        </w:rPr>
+        <w:t xml:space="preserve">Disallow</w:t>
+      </w:r>
+      <w:r>
+        <w:rPr>
+          <w:b/>
+          <w:bCs/>
+        </w:rPr>
+        <w:t xml:space="preserve"> </w:t>
+      </w:r>
+      <w:r>
+        <w:rPr>
+          <w:b/>
+          <w:bCs/>
+        </w:rPr>
+        <w:t xml:space="preserve">Claims</w:t>
+      </w:r>
+      <w:r>
+        <w:rPr>
+          <w:b/>
+          <w:bCs/>
+        </w:rPr>
+        <w:t xml:space="preserve"> </w:t>
+      </w:r>
+      <w:r>
+        <w:rPr>
+          <w:b/>
+          <w:bCs/>
+        </w:rPr>
+        <w:t xml:space="preserve">Asserted</w:t>
+      </w:r>
+      <w:r>
+        <w:rPr>
+          <w:b/>
+          <w:bCs/>
+        </w:rPr>
+        <w:t xml:space="preserve"> </w:t>
+      </w:r>
+      <w:r>
+        <w:rPr>
+          <w:b/>
+          <w:bCs/>
+        </w:rPr>
+        <w:t xml:space="preserve">by</w:t>
+      </w:r>
+      <w:r>
+        <w:rPr>
+          <w:b/>
+          <w:bCs/>
+        </w:rPr>
+        <w:t xml:space="preserve"> </w:t>
+      </w:r>
+      <w:r>
+        <w:rPr>
+          <w:b/>
+          <w:bCs/>
+        </w:rPr>
+        <w:t xml:space="preserve">the</w:t>
+      </w:r>
+      <w:r>
+        <w:rPr>
+          <w:b/>
+          <w:bCs/>
+        </w:rPr>
+        <w:t xml:space="preserve"> </w:t>
+      </w:r>
+      <w:r>
+        <w:rPr>
+          <w:b/>
+          <w:bCs/>
+        </w:rPr>
+        <w:t xml:space="preserve">Defendant</w:t>
+      </w:r>
+      <w:r>
+        <w:rPr>
+          <w:b/>
+          <w:bCs/>
+        </w:rPr>
+        <w:t xml:space="preserve"> </w:t>
+      </w:r>
+      <w:r>
+        <w:rPr>
+          <w:b/>
+          <w:bCs/>
+        </w:rPr>
+        <w:t xml:space="preserve">pursuant</w:t>
+      </w:r>
+      <w:r>
+        <w:rPr>
+          <w:b/>
+          <w:bCs/>
+        </w:rPr>
+        <w:t xml:space="preserve"> </w:t>
+      </w:r>
+      <w:r>
+        <w:rPr>
+          <w:b/>
+          <w:bCs/>
+        </w:rPr>
+        <w:t xml:space="preserve">to</w:t>
+      </w:r>
+      <w:r>
+        <w:rPr>
+          <w:b/>
+          <w:bCs/>
+        </w:rPr>
+        <w:t xml:space="preserve"> </w:t>
+      </w:r>
+      <w:r>
+        <w:rPr>
+          <w:b/>
+          <w:bCs/>
+        </w:rPr>
+        <w:t xml:space="preserve">Section</w:t>
+      </w:r>
+      <w:r>
+        <w:rPr>
+          <w:b/>
+          <w:bCs/>
+        </w:rPr>
+        <w:t xml:space="preserve"> </w:t>
+      </w:r>
+      <w:r>
+        <w:rPr>
+          <w:b/>
+          <w:bCs/>
+        </w:rPr>
+        <w:t xml:space="preserve">502(d)</w:t>
+      </w:r>
+      <w:r>
+        <w:rPr>
+          <w:b/>
+          <w:bCs/>
+        </w:rPr>
+        <w:t xml:space="preserve"> </w:t>
+      </w:r>
+      <w:r>
+        <w:rPr>
+          <w:b/>
+          <w:bCs/>
+        </w:rPr>
+        <w:t xml:space="preserve">of</w:t>
+      </w:r>
+      <w:r>
+        <w:rPr>
+          <w:b/>
+          <w:bCs/>
+        </w:rPr>
+        <w:t xml:space="preserve"> </w:t>
+      </w:r>
+      <w:r>
+        <w:rPr>
+          <w:b/>
+          <w:bCs/>
+        </w:rPr>
+        <w:t xml:space="preserve">the</w:t>
+      </w:r>
+      <w:r>
+        <w:rPr>
+          <w:b/>
+          <w:bCs/>
+        </w:rPr>
+        <w:t xml:space="preserve"> </w:t>
+      </w:r>
+      <w:r>
+        <w:rPr>
+          <w:b/>
+          <w:bCs/>
+        </w:rPr>
+        <w:t xml:space="preserve">Bankruptcy</w:t>
+      </w:r>
+      <w:r>
+        <w:rPr>
+          <w:b/>
+          <w:bCs/>
+        </w:rPr>
+        <w:t xml:space="preserve"> </w:t>
+      </w:r>
+      <w:r>
+        <w:rPr>
+          <w:b/>
+          <w:bCs/>
+        </w:rPr>
+        <w:t xml:space="preserve">Code</w:t>
       </w:r>
     </w:p>
     <w:p>
@@ -1309,14 +3551,174 @@
         <w:t xml:space="preserve">Accordingly, Trustee Springel is entitled to the entry of an order disallowing any claim of the Defendant against the New ICC Estate, including disallowing any purported liens of the Defendant on the Property and an order that the Defendant is not entitled to any distribution out of any sales of the Property, pursuant to section 502(d) of the Bankruptcy Code.</w:t>
       </w:r>
     </w:p>
-    <w:bookmarkEnd w:id="32"/>
-    <w:bookmarkStart w:id="33" w:name="Xc750c21e0e909933df68e1a82150bf6c4eb1e0b"/>
-    <w:p>
-      <w:pPr>
-        <w:pStyle w:val="Heading2"/>
-      </w:pPr>
-      <w:r>
-        <w:t xml:space="preserve">Count Eight: To Recover from the Defendant Attorney’s Fees, Interest, and Costs</w:t>
+    <w:p>
+      <w:pPr>
+        <w:keepNext/>
+        <w:keepLines/>
+        <w:spacing w:before="0" w:after="0" w:line="480" w:lineRule="exact"/>
+        <w:ind w:left="0" w:firstLine="0"/>
+        <w:jc w:val="center"/>
+      </w:pPr>
+      <w:r>
+        <w:rPr>
+          <w:b/>
+          <w:bCs/>
+        </w:rPr>
+        <w:t xml:space="preserve">Count</w:t>
+      </w:r>
+      <w:r>
+        <w:rPr>
+          <w:b/>
+          <w:bCs/>
+        </w:rPr>
+        <w:t xml:space="preserve"> </w:t>
+      </w:r>
+      <w:r>
+        <w:rPr>
+          <w:b/>
+          <w:bCs/>
+        </w:rPr>
+        <w:t xml:space="preserve">Eight:</w:t>
+      </w:r>
+      <w:r>
+        <w:rPr>
+          <w:b/>
+          <w:bCs/>
+        </w:rPr>
+        <w:t xml:space="preserve"> </w:t>
+      </w:r>
+      <w:r>
+        <w:rPr>
+          <w:b/>
+          <w:bCs/>
+        </w:rPr>
+        <w:t xml:space="preserve">To</w:t>
+      </w:r>
+      <w:r>
+        <w:rPr>
+          <w:b/>
+          <w:bCs/>
+        </w:rPr>
+        <w:t xml:space="preserve"> </w:t>
+      </w:r>
+      <w:r>
+        <w:rPr>
+          <w:b/>
+          <w:bCs/>
+        </w:rPr>
+        <w:t xml:space="preserve">Recover</w:t>
+      </w:r>
+      <w:r>
+        <w:rPr>
+          <w:b/>
+          <w:bCs/>
+        </w:rPr>
+        <w:t xml:space="preserve"> </w:t>
+      </w:r>
+      <w:r>
+        <w:rPr>
+          <w:b/>
+          <w:bCs/>
+        </w:rPr>
+        <w:t xml:space="preserve">from</w:t>
+      </w:r>
+      <w:r>
+        <w:rPr>
+          <w:b/>
+          <w:bCs/>
+        </w:rPr>
+        <w:t xml:space="preserve"> </w:t>
+      </w:r>
+      <w:r>
+        <w:rPr>
+          <w:b/>
+          <w:bCs/>
+        </w:rPr>
+        <w:t xml:space="preserve">the</w:t>
+      </w:r>
+      <w:r>
+        <w:rPr>
+          <w:b/>
+          <w:bCs/>
+        </w:rPr>
+        <w:t xml:space="preserve"> </w:t>
+      </w:r>
+      <w:r>
+        <w:rPr>
+          <w:b/>
+          <w:bCs/>
+        </w:rPr>
+        <w:t xml:space="preserve">Defendant</w:t>
+      </w:r>
+      <w:r>
+        <w:rPr>
+          <w:b/>
+          <w:bCs/>
+        </w:rPr>
+        <w:t xml:space="preserve"> </w:t>
+      </w:r>
+      <w:r>
+        <w:rPr>
+          <w:b/>
+          <w:bCs/>
+        </w:rPr>
+        <w:t xml:space="preserve">Attorney’s</w:t>
+      </w:r>
+      <w:r>
+        <w:rPr>
+          <w:b/>
+          <w:bCs/>
+        </w:rPr>
+        <w:t xml:space="preserve"> </w:t>
+      </w:r>
+      <w:r>
+        <w:rPr>
+          <w:b/>
+          <w:bCs/>
+        </w:rPr>
+        <w:t xml:space="preserve">Fees,</w:t>
+      </w:r>
+      <w:r>
+        <w:rPr>
+          <w:b/>
+          <w:bCs/>
+        </w:rPr>
+        <w:t xml:space="preserve"> </w:t>
+      </w:r>
+      <w:r>
+        <w:rPr>
+          <w:b/>
+          <w:bCs/>
+        </w:rPr>
+        <w:t xml:space="preserve">Interest,</w:t>
+      </w:r>
+      <w:r>
+        <w:rPr>
+          <w:b/>
+          <w:bCs/>
+        </w:rPr>
+        <w:t xml:space="preserve"> </w:t>
+      </w:r>
+      <w:r>
+        <w:rPr>
+          <w:b/>
+          <w:bCs/>
+        </w:rPr>
+        <w:t xml:space="preserve">and</w:t>
+      </w:r>
+      <w:r>
+        <w:rPr>
+          <w:b/>
+          <w:bCs/>
+        </w:rPr>
+        <w:t xml:space="preserve"> </w:t>
+      </w:r>
+      <w:r>
+        <w:rPr>
+          <w:b/>
+          <w:bCs/>
+        </w:rPr>
+        <w:t xml:space="preserve">Costs</w:t>
       </w:r>
     </w:p>
     <w:p>
@@ -1347,15 +3749,48 @@
         <w:t xml:space="preserve">Trustee Springel is entitled to recover attorney’s fees and costs and to an award of interest from the dates on which the Defendant received or became a beneficiary of each of the Transfers pursuant to sections 544, 547, 548 and 550 of the Bankruptcy Code, other federal laws, state law, and other applicable law.</w:t>
       </w:r>
     </w:p>
-    <w:bookmarkEnd w:id="33"/>
-    <w:bookmarkEnd w:id="34"/>
-    <w:bookmarkStart w:id="35" w:name="reservation-of-rights"/>
-    <w:p>
-      <w:pPr>
-        <w:pStyle w:val="Heading1"/>
-      </w:pPr>
-      <w:r>
-        <w:t xml:space="preserve">RESERVATION OF RIGHTS</w:t>
+    <w:p>
+      <w:pPr>
+        <w:keepNext/>
+        <w:keepLines/>
+        <w:spacing w:before="0" w:after="0" w:line="480" w:lineRule="exact"/>
+        <w:ind w:left="0" w:firstLine="0"/>
+        <w:jc w:val="center"/>
+      </w:pPr>
+      <w:r>
+        <w:rPr>
+          <w:b/>
+          <w:bCs/>
+        </w:rPr>
+        <w:t xml:space="preserve">RESERVATION</w:t>
+      </w:r>
+      <w:r>
+        <w:rPr>
+          <w:b/>
+          <w:bCs/>
+        </w:rPr>
+        <w:t xml:space="preserve"> </w:t>
+      </w:r>
+      <w:r>
+        <w:rPr>
+          <w:b/>
+          <w:bCs/>
+        </w:rPr>
+        <w:t xml:space="preserve">OF</w:t>
+      </w:r>
+      <w:r>
+        <w:rPr>
+          <w:b/>
+          <w:bCs/>
+        </w:rPr>
+        <w:t xml:space="preserve"> </w:t>
+      </w:r>
+      <w:r>
+        <w:rPr>
+          <w:b/>
+          <w:bCs/>
+        </w:rPr>
+        <w:t xml:space="preserve">RIGHTS</w:t>
       </w:r>
     </w:p>
     <w:p>
@@ -1372,19 +3807,25 @@
         <w:t xml:space="preserve">Trustee Springel expressly reserves his right to pursue other causes of action against the Defendant and any other party after further investigation.</w:t>
       </w:r>
     </w:p>
-    <w:bookmarkEnd w:id="35"/>
-    <w:bookmarkStart w:id="36" w:name="prayer"/>
-    <w:p>
-      <w:pPr>
-        <w:pStyle w:val="Heading1"/>
-      </w:pPr>
-      <w:r>
+    <w:p>
+      <w:pPr>
+        <w:keepNext/>
+        <w:keepLines/>
+        <w:spacing w:before="0" w:after="0" w:line="480" w:lineRule="exact"/>
+        <w:ind w:left="0" w:firstLine="0"/>
+        <w:jc w:val="center"/>
+      </w:pPr>
+      <w:r>
+        <w:rPr>
+          <w:b/>
+          <w:bCs/>
+        </w:rPr>
         <w:t xml:space="preserve">PRAYER</w:t>
       </w:r>
     </w:p>
     <w:p>
       <w:pPr>
-        <w:pStyle w:val="FirstParagraph"/>
+        <w:pStyle w:val="BodyTextKeep"/>
       </w:pPr>
       <w:r>
         <w:t xml:space="preserve">Trustee Springel respectfully requests that the Court (i) avoid the Transfers; (ii) enter a judgment against the Defendant entitling Trustee Springel to recover the Funds, or the value of the Funds, and awarding all other related relief to which Trustee Springel is entitled, including but not limited to, damages for common law fraud and interest as of the date of the Transfers and the costs of this Adversary Proceeding; (iii) disallow any claim of the Defendant against New ICC, including disallowing any purported liens of the Defendant on the Property and ordering that the Defendant is not entitled to any distribution out of any sales of the Property; and (iv) grant him any other and further relief to which he is justly entitled.</w:t>
@@ -1392,7 +3833,11 @@
     </w:p>
     <w:p>
       <w:pPr>
-        <w:pStyle w:val="Front"/>
+        <w:keepNext/>
+        <w:keepLines/>
+        <w:spacing w:before="480" w:after="0" w:line="276" w:lineRule="exact"/>
+        <w:ind w:left="0" w:firstLine="0"/>
+        <w:jc w:val="left"/>
       </w:pPr>
       <w:r>
         <w:t xml:space="preserve">Dated: July 18, 2012</w:t>
@@ -1400,105 +3845,396 @@
     </w:p>
     <w:p>
       <w:pPr>
-        <w:spacing w:before="0" w:after="0" w:line="208" w:lineRule="exact"/>
-      </w:pPr>
-    </w:p>
-    <w:p>
-      <w:pPr>
-        <w:pStyle w:val="Signature"/>
-      </w:pPr>
-      <w:r>
-        <w:t xml:space="preserve">By: /s/ James J. Lee</w:t>
-      </w:r>
-    </w:p>
-    <w:p>
-      <w:pPr>
-        <w:pStyle w:val="Signature"/>
-      </w:pPr>
-      <w:r>
-        <w:t xml:space="preserve">Daniel C. Stewart, SBT #19206500</w:t>
-      </w:r>
-    </w:p>
-    <w:p>
-      <w:pPr>
-        <w:pStyle w:val="Signature"/>
-      </w:pPr>
-      <w:r>
-        <w:t xml:space="preserve">James J. Lee, SBT #12074550</w:t>
-      </w:r>
-    </w:p>
-    <w:p>
-      <w:pPr>
-        <w:pStyle w:val="Signature"/>
-      </w:pPr>
-      <w:r>
-        <w:t xml:space="preserve">Michaela C. Crocker, SBT #24031985</w:t>
-      </w:r>
-    </w:p>
-    <w:p>
-      <w:pPr>
-        <w:pStyle w:val="Signature"/>
-      </w:pPr>
-      <w:r>
-        <w:t xml:space="preserve">VINSON &amp; ELKINS L.L.P.</w:t>
-      </w:r>
-    </w:p>
-    <w:p>
-      <w:pPr>
-        <w:pStyle w:val="Signature"/>
-      </w:pPr>
-      <w:r>
-        <w:t xml:space="preserve">Trammell Crow Center</w:t>
-      </w:r>
-    </w:p>
-    <w:p>
-      <w:pPr>
-        <w:pStyle w:val="Signature"/>
-      </w:pPr>
-      <w:r>
-        <w:t xml:space="preserve">2001 Ross Avenue, Suite 3700</w:t>
-      </w:r>
-    </w:p>
-    <w:p>
-      <w:pPr>
-        <w:pStyle w:val="Signature"/>
-      </w:pPr>
-      <w:r>
-        <w:t xml:space="preserve">Dallas, Texas 75201</w:t>
-      </w:r>
-    </w:p>
-    <w:p>
-      <w:pPr>
-        <w:pStyle w:val="Signature"/>
-      </w:pPr>
-      <w:r>
-        <w:t xml:space="preserve">Tel: 214.220.7700</w:t>
-      </w:r>
-    </w:p>
-    <w:p>
-      <w:pPr>
-        <w:pStyle w:val="Signature"/>
-      </w:pPr>
-      <w:r>
-        <w:t xml:space="preserve">Fax: 214.220.7716</w:t>
-      </w:r>
-    </w:p>
-    <w:p>
-      <w:pPr>
-        <w:pStyle w:val="Signature"/>
-      </w:pPr>
-      <w:r>
-        <w:t xml:space="preserve">Counsel for Stan Springel, Chapter 11 Trustee</w:t>
-      </w:r>
-    </w:p>
-    <w:p>
-      <w:pPr>
-        <w:spacing w:before="0" w:after="0" w:line="260" w:lineRule="exact"/>
-      </w:pPr>
-    </w:p>
-    <w:p>
-      <w:pPr>
-        <w:pStyle w:val="Signature"/>
+        <w:keepNext/>
+        <w:keepLines/>
+        <w:spacing w:before="276" w:after="0" w:line="276" w:lineRule="exact"/>
+        <w:ind w:left="4320" w:firstLine="0"/>
+        <w:jc w:val="left"/>
+      </w:pPr>
+      <w:r>
+        <w:t xml:space="preserve">By: /s/ </w:t>
+      </w:r>
+      <w:r>
+        <w:t xml:space="preserve">James</w:t>
+      </w:r>
+      <w:r>
+        <w:t xml:space="preserve"> </w:t>
+      </w:r>
+      <w:r>
+        <w:t xml:space="preserve">J.</w:t>
+      </w:r>
+      <w:r>
+        <w:t xml:space="preserve"> </w:t>
+      </w:r>
+      <w:r>
+        <w:t xml:space="preserve">Lee</w:t>
+      </w:r>
+    </w:p>
+    <w:p>
+      <w:pPr>
+        <w:keepNext/>
+        <w:keepLines/>
+        <w:spacing w:before="0" w:after="0" w:line="276" w:lineRule="exact"/>
+        <w:ind w:left="4320" w:firstLine="0"/>
+        <w:jc w:val="left"/>
+      </w:pPr>
+      <w:r>
+        <w:t xml:space="preserve">Daniel</w:t>
+      </w:r>
+      <w:r>
+        <w:t xml:space="preserve"> </w:t>
+      </w:r>
+      <w:r>
+        <w:t xml:space="preserve">C.</w:t>
+      </w:r>
+      <w:r>
+        <w:t xml:space="preserve"> </w:t>
+      </w:r>
+      <w:r>
+        <w:t xml:space="preserve">Stewart,</w:t>
+      </w:r>
+      <w:r>
+        <w:t xml:space="preserve"> </w:t>
+      </w:r>
+      <w:r>
+        <w:t xml:space="preserve">SBT</w:t>
+      </w:r>
+      <w:r>
+        <w:t xml:space="preserve"> </w:t>
+      </w:r>
+      <w:r>
+        <w:t xml:space="preserve">#19206500</w:t>
+      </w:r>
+    </w:p>
+    <w:p>
+      <w:pPr>
+        <w:keepNext/>
+        <w:keepLines/>
+        <w:spacing w:before="0" w:after="0" w:line="276" w:lineRule="exact"/>
+        <w:ind w:left="4320" w:firstLine="0"/>
+        <w:jc w:val="left"/>
+      </w:pPr>
+      <w:r>
+        <w:t xml:space="preserve">James</w:t>
+      </w:r>
+      <w:r>
+        <w:t xml:space="preserve"> </w:t>
+      </w:r>
+      <w:r>
+        <w:t xml:space="preserve">J.</w:t>
+      </w:r>
+      <w:r>
+        <w:t xml:space="preserve"> </w:t>
+      </w:r>
+      <w:r>
+        <w:t xml:space="preserve">Lee,</w:t>
+      </w:r>
+      <w:r>
+        <w:t xml:space="preserve"> </w:t>
+      </w:r>
+      <w:r>
+        <w:t xml:space="preserve">SBT</w:t>
+      </w:r>
+      <w:r>
+        <w:t xml:space="preserve"> </w:t>
+      </w:r>
+      <w:r>
+        <w:t xml:space="preserve">#12074550</w:t>
+      </w:r>
+    </w:p>
+    <w:p>
+      <w:pPr>
+        <w:keepNext/>
+        <w:keepLines/>
+        <w:spacing w:before="0" w:after="0" w:line="276" w:lineRule="exact"/>
+        <w:ind w:left="4320" w:firstLine="0"/>
+        <w:jc w:val="left"/>
+      </w:pPr>
+      <w:r>
+        <w:t xml:space="preserve">Michaela</w:t>
+      </w:r>
+      <w:r>
+        <w:t xml:space="preserve"> </w:t>
+      </w:r>
+      <w:r>
+        <w:t xml:space="preserve">C.</w:t>
+      </w:r>
+      <w:r>
+        <w:t xml:space="preserve"> </w:t>
+      </w:r>
+      <w:r>
+        <w:t xml:space="preserve">Crocker,</w:t>
+      </w:r>
+      <w:r>
+        <w:t xml:space="preserve"> </w:t>
+      </w:r>
+      <w:r>
+        <w:t xml:space="preserve">SBT</w:t>
+      </w:r>
+      <w:r>
+        <w:t xml:space="preserve"> </w:t>
+      </w:r>
+      <w:r>
+        <w:t xml:space="preserve">#24031985</w:t>
+      </w:r>
+    </w:p>
+    <w:p>
+      <w:pPr>
+        <w:keepNext/>
+        <w:keepLines/>
+        <w:spacing w:before="0" w:after="0" w:line="276" w:lineRule="exact"/>
+        <w:ind w:left="4320" w:firstLine="0"/>
+        <w:jc w:val="left"/>
+      </w:pPr>
+      <w:r>
+        <w:t xml:space="preserve">VINSON</w:t>
+      </w:r>
+      <w:r>
+        <w:t xml:space="preserve"> </w:t>
+      </w:r>
+      <w:r>
+        <w:t xml:space="preserve">&amp;</w:t>
+      </w:r>
+      <w:r>
+        <w:t xml:space="preserve"> </w:t>
+      </w:r>
+      <w:r>
+        <w:t xml:space="preserve">ELKINS</w:t>
+      </w:r>
+      <w:r>
+        <w:t xml:space="preserve"> </w:t>
+      </w:r>
+      <w:r>
+        <w:t xml:space="preserve">L.L.P.</w:t>
+      </w:r>
+    </w:p>
+    <w:p>
+      <w:pPr>
+        <w:keepNext/>
+        <w:keepLines/>
+        <w:spacing w:before="0" w:after="0" w:line="276" w:lineRule="exact"/>
+        <w:ind w:left="4320" w:firstLine="0"/>
+        <w:jc w:val="left"/>
+      </w:pPr>
+      <w:r>
+        <w:t xml:space="preserve">Trammell</w:t>
+      </w:r>
+      <w:r>
+        <w:t xml:space="preserve"> </w:t>
+      </w:r>
+      <w:r>
+        <w:t xml:space="preserve">Crow</w:t>
+      </w:r>
+      <w:r>
+        <w:t xml:space="preserve"> </w:t>
+      </w:r>
+      <w:r>
+        <w:t xml:space="preserve">Center</w:t>
+      </w:r>
+    </w:p>
+    <w:p>
+      <w:pPr>
+        <w:keepNext/>
+        <w:keepLines/>
+        <w:spacing w:before="0" w:after="0" w:line="276" w:lineRule="exact"/>
+        <w:ind w:left="4320" w:firstLine="0"/>
+        <w:jc w:val="left"/>
+      </w:pPr>
+      <w:r>
+        <w:t xml:space="preserve">2001</w:t>
+      </w:r>
+      <w:r>
+        <w:t xml:space="preserve"> </w:t>
+      </w:r>
+      <w:r>
+        <w:t xml:space="preserve">Ross</w:t>
+      </w:r>
+      <w:r>
+        <w:t xml:space="preserve"> </w:t>
+      </w:r>
+      <w:r>
+        <w:t xml:space="preserve">Avenue,</w:t>
+      </w:r>
+      <w:r>
+        <w:t xml:space="preserve"> </w:t>
+      </w:r>
+      <w:r>
+        <w:t xml:space="preserve">Suite</w:t>
+      </w:r>
+      <w:r>
+        <w:t xml:space="preserve"> </w:t>
+      </w:r>
+      <w:r>
+        <w:t xml:space="preserve">3700</w:t>
+      </w:r>
+    </w:p>
+    <w:p>
+      <w:pPr>
+        <w:keepNext/>
+        <w:keepLines/>
+        <w:spacing w:before="0" w:after="0" w:line="276" w:lineRule="exact"/>
+        <w:ind w:left="4320" w:firstLine="0"/>
+        <w:jc w:val="left"/>
+      </w:pPr>
+      <w:r>
+        <w:t xml:space="preserve">Dallas,</w:t>
+      </w:r>
+      <w:r>
+        <w:t xml:space="preserve"> </w:t>
+      </w:r>
+      <w:r>
+        <w:t xml:space="preserve">Texas</w:t>
+      </w:r>
+      <w:r>
+        <w:t xml:space="preserve"> </w:t>
+      </w:r>
+      <w:r>
+        <w:t xml:space="preserve">75201</w:t>
+      </w:r>
+    </w:p>
+    <w:p>
+      <w:pPr>
+        <w:keepNext/>
+        <w:keepLines/>
+        <w:spacing w:before="0" w:after="0" w:line="276" w:lineRule="exact"/>
+        <w:ind w:left="4320" w:firstLine="0"/>
+        <w:jc w:val="left"/>
+      </w:pPr>
+      <w:r>
+        <w:t xml:space="preserve">Tel:</w:t>
+      </w:r>
+      <w:r>
+        <w:t xml:space="preserve"> </w:t>
+      </w:r>
+      <w:r>
+        <w:t xml:space="preserve">214.220.7700</w:t>
+      </w:r>
+    </w:p>
+    <w:p>
+      <w:pPr>
+        <w:keepNext/>
+        <w:keepLines/>
+        <w:spacing w:before="0" w:after="0" w:line="276" w:lineRule="exact"/>
+        <w:ind w:left="4320" w:firstLine="0"/>
+        <w:jc w:val="left"/>
+      </w:pPr>
+      <w:r>
+        <w:t xml:space="preserve">Fax:</w:t>
+      </w:r>
+      <w:r>
+        <w:t xml:space="preserve"> </w:t>
+      </w:r>
+      <w:r>
+        <w:t xml:space="preserve">214.220.7716</w:t>
+      </w:r>
+    </w:p>
+    <w:p>
+      <w:pPr>
+        <w:keepNext/>
+        <w:keepLines/>
+        <w:spacing w:before="0" w:after="0" w:line="276" w:lineRule="exact"/>
+        <w:ind w:left="4320" w:firstLine="0"/>
+        <w:jc w:val="left"/>
+      </w:pPr>
+      <w:r>
+        <w:rPr>
+          <w:i/>
+          <w:iCs/>
+        </w:rPr>
+        <w:t xml:space="preserve">Counsel</w:t>
+      </w:r>
+      <w:r>
+        <w:rPr>
+          <w:i/>
+          <w:iCs/>
+        </w:rPr>
+        <w:t xml:space="preserve"> </w:t>
+      </w:r>
+      <w:r>
+        <w:rPr>
+          <w:i/>
+          <w:iCs/>
+        </w:rPr>
+        <w:t xml:space="preserve">for</w:t>
+      </w:r>
+      <w:r>
+        <w:rPr>
+          <w:i/>
+          <w:iCs/>
+        </w:rPr>
+        <w:t xml:space="preserve"> </w:t>
+      </w:r>
+      <w:r>
+        <w:rPr>
+          <w:i/>
+          <w:iCs/>
+        </w:rPr>
+        <w:t xml:space="preserve">Stan</w:t>
+      </w:r>
+      <w:r>
+        <w:rPr>
+          <w:i/>
+          <w:iCs/>
+        </w:rPr>
+        <w:t xml:space="preserve"> </w:t>
+      </w:r>
+      <w:r>
+        <w:rPr>
+          <w:i/>
+          <w:iCs/>
+        </w:rPr>
+        <w:t xml:space="preserve">Springel,</w:t>
+      </w:r>
+      <w:r>
+        <w:rPr>
+          <w:i/>
+          <w:iCs/>
+        </w:rPr>
+        <w:t xml:space="preserve"> </w:t>
+      </w:r>
+      <w:r>
+        <w:rPr>
+          <w:i/>
+          <w:iCs/>
+        </w:rPr>
+        <w:t xml:space="preserve">Chapter</w:t>
+      </w:r>
+      <w:r>
+        <w:rPr>
+          <w:i/>
+          <w:iCs/>
+        </w:rPr>
+        <w:t xml:space="preserve"> </w:t>
+      </w:r>
+      <w:r>
+        <w:rPr>
+          <w:i/>
+          <w:iCs/>
+        </w:rPr>
+        <w:t xml:space="preserve">11</w:t>
+      </w:r>
+      <w:r>
+        <w:rPr>
+          <w:i/>
+          <w:iCs/>
+        </w:rPr>
+        <w:t xml:space="preserve"> </w:t>
+      </w:r>
+      <w:r>
+        <w:rPr>
+          <w:i/>
+          <w:iCs/>
+        </w:rPr>
+        <w:t xml:space="preserve">Trustee</w:t>
+      </w:r>
+    </w:p>
+    <w:p>
+      <w:pPr>
+        <w:keepNext/>
+        <w:keepLines/>
+        <w:spacing w:before="276" w:after="0" w:line="276" w:lineRule="exact"/>
+        <w:ind w:left="4320" w:firstLine="0"/>
+        <w:jc w:val="left"/>
       </w:pPr>
       <w:r>
         <w:t xml:space="preserve">- and –</w:t>
@@ -1506,83 +4242,337 @@
     </w:p>
     <w:p>
       <w:pPr>
-        <w:spacing w:before="0" w:after="0" w:line="208" w:lineRule="exact"/>
-      </w:pPr>
-    </w:p>
-    <w:p>
-      <w:pPr>
-        <w:spacing w:before="0" w:after="0" w:line="208" w:lineRule="exact"/>
-      </w:pPr>
-    </w:p>
-    <w:p>
-      <w:pPr>
-        <w:pStyle w:val="Signature"/>
-      </w:pPr>
-      <w:r>
-        <w:t xml:space="preserve">Benjamin A. Currence, Esq.</w:t>
-      </w:r>
-    </w:p>
-    <w:p>
-      <w:pPr>
-        <w:pStyle w:val="Signature"/>
-      </w:pPr>
-      <w:r>
-        <w:t xml:space="preserve">LAW OFFICES OF BENJAMIN A. CURRENCE</w:t>
-      </w:r>
-    </w:p>
-    <w:p>
-      <w:pPr>
-        <w:pStyle w:val="Signature"/>
-      </w:pPr>
-      <w:r>
-        <w:t xml:space="preserve">5045 Norre Gade, Ste. 2</w:t>
-      </w:r>
-    </w:p>
-    <w:p>
-      <w:pPr>
-        <w:pStyle w:val="Signature"/>
-      </w:pPr>
-      <w:r>
-        <w:t xml:space="preserve">P.O. Box 6143</w:t>
-      </w:r>
-    </w:p>
-    <w:p>
-      <w:pPr>
-        <w:pStyle w:val="Signature"/>
-      </w:pPr>
-      <w:r>
-        <w:t xml:space="preserve">St. Thomas, VI 00804-6143</w:t>
-      </w:r>
-    </w:p>
-    <w:p>
-      <w:pPr>
-        <w:pStyle w:val="Signature"/>
-      </w:pPr>
-      <w:r>
-        <w:t xml:space="preserve">Tel: (340) 775-3434</w:t>
-      </w:r>
-    </w:p>
-    <w:p>
-      <w:pPr>
-        <w:pStyle w:val="Signature"/>
-      </w:pPr>
-      <w:r>
-        <w:t xml:space="preserve">Fax: (340) 774-1001</w:t>
-      </w:r>
-    </w:p>
-    <w:p>
-      <w:pPr>
-        <w:pStyle w:val="Signature"/>
-      </w:pPr>
-      <w:r>
-        <w:t xml:space="preserve">Local Counsel for Stan Springel, Chapter 11 Trustee</w:t>
-      </w:r>
-    </w:p>
-    <w:bookmarkEnd w:id="36"/>
+        <w:keepNext/>
+        <w:keepLines/>
+        <w:spacing w:before="276" w:after="0" w:line="276" w:lineRule="exact"/>
+        <w:ind w:left="4320" w:firstLine="0"/>
+        <w:jc w:val="left"/>
+      </w:pPr>
+      <w:r>
+        <w:t xml:space="preserve">Benjamin</w:t>
+      </w:r>
+      <w:r>
+        <w:t xml:space="preserve"> </w:t>
+      </w:r>
+      <w:r>
+        <w:t xml:space="preserve">A.</w:t>
+      </w:r>
+      <w:r>
+        <w:t xml:space="preserve"> </w:t>
+      </w:r>
+      <w:r>
+        <w:t xml:space="preserve">Currence,</w:t>
+      </w:r>
+      <w:r>
+        <w:t xml:space="preserve"> </w:t>
+      </w:r>
+      <w:r>
+        <w:t xml:space="preserve">Esq.</w:t>
+      </w:r>
+    </w:p>
+    <w:p>
+      <w:pPr>
+        <w:keepNext/>
+        <w:keepLines/>
+        <w:spacing w:before="0" w:after="0" w:line="276" w:lineRule="exact"/>
+        <w:ind w:left="4320" w:firstLine="0"/>
+        <w:jc w:val="left"/>
+      </w:pPr>
+      <w:r>
+        <w:t xml:space="preserve">LAW</w:t>
+      </w:r>
+      <w:r>
+        <w:t xml:space="preserve"> </w:t>
+      </w:r>
+      <w:r>
+        <w:t xml:space="preserve">OFFICES</w:t>
+      </w:r>
+      <w:r>
+        <w:t xml:space="preserve"> </w:t>
+      </w:r>
+      <w:r>
+        <w:t xml:space="preserve">OF</w:t>
+      </w:r>
+      <w:r>
+        <w:t xml:space="preserve"> </w:t>
+      </w:r>
+      <w:r>
+        <w:t xml:space="preserve">BENJAMIN</w:t>
+      </w:r>
+      <w:r>
+        <w:t xml:space="preserve"> </w:t>
+      </w:r>
+      <w:r>
+        <w:t xml:space="preserve">A.</w:t>
+      </w:r>
+      <w:r>
+        <w:t xml:space="preserve"> </w:t>
+      </w:r>
+      <w:r>
+        <w:t xml:space="preserve">CURRENCE</w:t>
+      </w:r>
+    </w:p>
+    <w:p>
+      <w:pPr>
+        <w:keepNext/>
+        <w:keepLines/>
+        <w:spacing w:before="0" w:after="0" w:line="276" w:lineRule="exact"/>
+        <w:ind w:left="4320" w:firstLine="0"/>
+        <w:jc w:val="left"/>
+      </w:pPr>
+      <w:r>
+        <w:t xml:space="preserve">5045</w:t>
+      </w:r>
+      <w:r>
+        <w:t xml:space="preserve"> </w:t>
+      </w:r>
+      <w:r>
+        <w:t xml:space="preserve">Norre</w:t>
+      </w:r>
+      <w:r>
+        <w:t xml:space="preserve"> </w:t>
+      </w:r>
+      <w:r>
+        <w:t xml:space="preserve">Gade,</w:t>
+      </w:r>
+      <w:r>
+        <w:t xml:space="preserve"> </w:t>
+      </w:r>
+      <w:r>
+        <w:t xml:space="preserve">Ste.</w:t>
+      </w:r>
+      <w:r>
+        <w:t xml:space="preserve"> </w:t>
+      </w:r>
+      <w:r>
+        <w:t xml:space="preserve">2</w:t>
+      </w:r>
+    </w:p>
+    <w:p>
+      <w:pPr>
+        <w:keepNext/>
+        <w:keepLines/>
+        <w:spacing w:before="0" w:after="0" w:line="276" w:lineRule="exact"/>
+        <w:ind w:left="4320" w:firstLine="0"/>
+        <w:jc w:val="left"/>
+      </w:pPr>
+      <w:r>
+        <w:t xml:space="preserve">P.O.</w:t>
+      </w:r>
+      <w:r>
+        <w:t xml:space="preserve"> </w:t>
+      </w:r>
+      <w:r>
+        <w:t xml:space="preserve">Box</w:t>
+      </w:r>
+      <w:r>
+        <w:t xml:space="preserve"> </w:t>
+      </w:r>
+      <w:r>
+        <w:t xml:space="preserve">6143</w:t>
+      </w:r>
+    </w:p>
+    <w:p>
+      <w:pPr>
+        <w:keepNext/>
+        <w:keepLines/>
+        <w:spacing w:before="0" w:after="0" w:line="276" w:lineRule="exact"/>
+        <w:ind w:left="4320" w:firstLine="0"/>
+        <w:jc w:val="left"/>
+      </w:pPr>
+      <w:r>
+        <w:t xml:space="preserve">St.</w:t>
+      </w:r>
+      <w:r>
+        <w:t xml:space="preserve"> </w:t>
+      </w:r>
+      <w:r>
+        <w:t xml:space="preserve">Thomas,</w:t>
+      </w:r>
+      <w:r>
+        <w:t xml:space="preserve"> </w:t>
+      </w:r>
+      <w:r>
+        <w:t xml:space="preserve">VI</w:t>
+      </w:r>
+      <w:r>
+        <w:t xml:space="preserve"> </w:t>
+      </w:r>
+      <w:r>
+        <w:t xml:space="preserve">00804</w:t>
+        <w:noBreakHyphen/>
+        <w:t xml:space="preserve">6143</w:t>
+      </w:r>
+    </w:p>
+    <w:p>
+      <w:pPr>
+        <w:keepNext/>
+        <w:keepLines/>
+        <w:spacing w:before="0" w:after="0" w:line="276" w:lineRule="exact"/>
+        <w:ind w:left="4320" w:firstLine="0"/>
+        <w:jc w:val="left"/>
+      </w:pPr>
+      <w:r>
+        <w:t xml:space="preserve">Tel:</w:t>
+      </w:r>
+      <w:r>
+        <w:t xml:space="preserve"> </w:t>
+      </w:r>
+      <w:r>
+        <w:t xml:space="preserve">(340)</w:t>
+      </w:r>
+      <w:r>
+        <w:t xml:space="preserve"> </w:t>
+      </w:r>
+      <w:r>
+        <w:t xml:space="preserve">775</w:t>
+        <w:noBreakHyphen/>
+        <w:t xml:space="preserve">3434</w:t>
+      </w:r>
+    </w:p>
+    <w:p>
+      <w:pPr>
+        <w:keepNext/>
+        <w:keepLines/>
+        <w:spacing w:before="0" w:after="0" w:line="276" w:lineRule="exact"/>
+        <w:ind w:left="4320" w:firstLine="0"/>
+        <w:jc w:val="left"/>
+      </w:pPr>
+      <w:r>
+        <w:t xml:space="preserve">Fax:</w:t>
+      </w:r>
+      <w:r>
+        <w:t xml:space="preserve"> </w:t>
+      </w:r>
+      <w:r>
+        <w:t xml:space="preserve">(340)</w:t>
+      </w:r>
+      <w:r>
+        <w:t xml:space="preserve"> </w:t>
+      </w:r>
+      <w:r>
+        <w:t xml:space="preserve">774</w:t>
+        <w:noBreakHyphen/>
+        <w:t xml:space="preserve">1001</w:t>
+      </w:r>
+    </w:p>
+    <w:p>
+      <w:pPr>
+        <w:spacing w:before="0" w:after="0" w:line="276" w:lineRule="exact"/>
+        <w:ind w:left="4320" w:firstLine="0"/>
+        <w:jc w:val="left"/>
+      </w:pPr>
+      <w:r>
+        <w:rPr>
+          <w:i/>
+          <w:iCs/>
+        </w:rPr>
+        <w:t xml:space="preserve">Local</w:t>
+      </w:r>
+      <w:r>
+        <w:rPr>
+          <w:i/>
+          <w:iCs/>
+        </w:rPr>
+        <w:t xml:space="preserve"> </w:t>
+      </w:r>
+      <w:r>
+        <w:rPr>
+          <w:i/>
+          <w:iCs/>
+        </w:rPr>
+        <w:t xml:space="preserve">Counsel</w:t>
+      </w:r>
+      <w:r>
+        <w:rPr>
+          <w:i/>
+          <w:iCs/>
+        </w:rPr>
+        <w:t xml:space="preserve"> </w:t>
+      </w:r>
+      <w:r>
+        <w:rPr>
+          <w:i/>
+          <w:iCs/>
+        </w:rPr>
+        <w:t xml:space="preserve">for</w:t>
+      </w:r>
+      <w:r>
+        <w:rPr>
+          <w:i/>
+          <w:iCs/>
+        </w:rPr>
+        <w:t xml:space="preserve"> </w:t>
+      </w:r>
+      <w:r>
+        <w:rPr>
+          <w:i/>
+          <w:iCs/>
+        </w:rPr>
+        <w:t xml:space="preserve">Stan</w:t>
+      </w:r>
+      <w:r>
+        <w:rPr>
+          <w:i/>
+          <w:iCs/>
+        </w:rPr>
+        <w:t xml:space="preserve"> </w:t>
+      </w:r>
+      <w:r>
+        <w:rPr>
+          <w:i/>
+          <w:iCs/>
+        </w:rPr>
+        <w:t xml:space="preserve">Springel,</w:t>
+      </w:r>
+      <w:r>
+        <w:rPr>
+          <w:i/>
+          <w:iCs/>
+        </w:rPr>
+        <w:t xml:space="preserve"> </w:t>
+      </w:r>
+      <w:r>
+        <w:rPr>
+          <w:i/>
+          <w:iCs/>
+        </w:rPr>
+        <w:t xml:space="preserve">Chapter</w:t>
+      </w:r>
+      <w:r>
+        <w:rPr>
+          <w:i/>
+          <w:iCs/>
+        </w:rPr>
+        <w:t xml:space="preserve"> </w:t>
+      </w:r>
+      <w:r>
+        <w:rPr>
+          <w:i/>
+          <w:iCs/>
+        </w:rPr>
+        <w:t xml:space="preserve">11</w:t>
+      </w:r>
+      <w:r>
+        <w:rPr>
+          <w:i/>
+          <w:iCs/>
+        </w:rPr>
+        <w:t xml:space="preserve"> </w:t>
+      </w:r>
+      <w:r>
+        <w:rPr>
+          <w:i/>
+          <w:iCs/>
+        </w:rPr>
+        <w:t xml:space="preserve">Trustee</w:t>
+      </w:r>
+    </w:p>
     <w:sectPr>
-      <w:footerReference r:id="rId9" w:type="default"/>
-      <w:pgSz w:h="15840" w:w="12240"/>
-      <w:pgMar w:bottom="1440" w:footer="720" w:gutter="0" w:header="720" w:left="1440" w:right="1440" w:top="1440"/>
+      <w:footerReference w:type="default" r:id="rIdVibFooter"/>
+      <w:pgSz w:w="12240" w:h="15840"/>
+      <w:pgMar w:top="1440" w:right="1440" w:bottom="1440" w:left="1440" w:header="720" w:footer="432" w:gutter="0"/>
+      <w:pgNumType w:fmt="decimal" w:start="1"/>
     </w:sectPr>
   </w:body>
 </w:document>
@@ -1596,34 +4586,13 @@
 <w:ftr xmlns:w="http://schemas.openxmlformats.org/wordprocessingml/2006/main" xmlns:r="http://schemas.openxmlformats.org/officeDocument/2006/relationships">
   <w:p>
     <w:pPr>
-      <w:pStyle w:val="Footer"/>
+      <w:jc w:val="center"/>
     </w:pPr>
-    <w:r>
-      <w:t xml:space="preserve">Page </w:t>
-    </w:r>
     <w:r>
       <w:fldChar w:fldCharType="begin"/>
     </w:r>
     <w:r>
       <w:instrText xml:space="preserve"> PAGE </w:instrText>
-    </w:r>
-    <w:r>
-      <w:fldChar w:fldCharType="separate"/>
-    </w:r>
-    <w:r>
-      <w:t>1</w:t>
-    </w:r>
-    <w:r>
-      <w:fldChar w:fldCharType="end"/>
-    </w:r>
-    <w:r>
-      <w:t xml:space="preserve"> of </w:t>
-    </w:r>
-    <w:r>
-      <w:fldChar w:fldCharType="begin"/>
-    </w:r>
-    <w:r>
-      <w:instrText xml:space="preserve"> NUMPAGES </w:instrText>
     </w:r>
     <w:r>
       <w:fldChar w:fldCharType="separate"/>
@@ -1654,7 +4623,7 @@
       </w:r>
     </w:p>
   </w:footnote>
-  <w:footnote w:id="22">
+  <w:footnote w:id="9">
     <w:p>
       <w:pPr>
         <w:pStyle w:val="FootnoteText"/>
@@ -1673,7 +4642,7 @@
       </w:r>
     </w:p>
   </w:footnote>
-  <w:footnote w:id="23">
+  <w:footnote w:id="10">
     <w:p>
       <w:pPr>
         <w:pStyle w:val="FootnoteText"/>
@@ -1688,11 +4657,11 @@
         <w:t xml:space="preserve"> </w:t>
       </w:r>
       <w:r>
-        <w:t xml:space="preserve">Such Property includes, but is not limited to, a plot of land located at 143 Estate Anna’s Hope, East End Quarter, St. Croix, U.S. Virgin Islands (the “Anna’s Hope Property”), previously owned by ECI.</w:t>
+        <w:t xml:space="preserve">Such Property includes, but is not limited to, a plot of land located at 143 Estate Anna’s Hope, East End Quarter, St. Croix, U.S. Virgin Islands (the “Anna’s Hope Property”), previously owned by ECI.</w:t>
       </w:r>
     </w:p>
   </w:footnote>
-  <w:footnote w:id="27">
+  <w:footnote w:id="11">
     <w:p>
       <w:pPr>
         <w:pStyle w:val="FootnoteText"/>
@@ -1707,11 +4676,189 @@
         <w:t xml:space="preserve"> </w:t>
       </w:r>
       <w:r>
-        <w:t xml:space="preserve">V.I. Code tit. 28, §201 et seq. Trustee Springel maintains that the statutes of limitations for the claims and causes of action asserted in this action pursuant to the applicable laws of the U.S. Virgin Islands have not expired. However, even if the applicable territorial statutes of limitation might otherwise have expired, the Virgin Islands discovery rule provides that in an action upon a new promise, fraud, or mistake, “the limitation shall be deemed to commence only from the making of the new promise or the discovery of the fraud or mistake.” 5 V.I.C. § 32(c) (emphasis added). Accordingly, the discovery rule operates to toll the running of limitations.</w:t>
+        <w:t xml:space="preserve">V.I. Code tit. 28, §201 et seq. Trustee Springel maintains that the statutes of limitations for the claims and causes of action asserted in this action pursuant to the applicable laws of the U.S. Virgin Islands have not expired. However, even if the applicable territorial statutes of limitation might otherwise have expired, the Virgin Islands discovery rule provides that in an action upon a new promise, fraud, or mistake, “the limitation shall be deemed to commence only from the making of the new promise or the discovery of the fraud or mistake.” 5 V.I.C. § 32(c) (emphasis added). Accordingly, the discovery rule operates to toll the running of limitations.</w:t>
       </w:r>
     </w:p>
   </w:footnote>
 </w:footnotes>
+</file>
+
+<file path=word/ftr-add.xml><?xml version="1.0" encoding="utf-8"?>
+<w:ftr xmlns:w="http://schemas.openxmlformats.org/wordprocessingml/2006/main" xmlns:r="http://schemas.openxmlformats.org/officeDocument/2006/relationships">
+  <w:p>
+    <w:pPr>
+      <w:spacing w:before="0" w:after="0"/>
+      <w:jc w:val="center"/>
+    </w:pPr>
+    <w:r>
+      <w:t>Add-</w:t>
+    </w:r>
+    <w:r>
+      <w:fldChar w:fldCharType="begin"/>
+    </w:r>
+    <w:r>
+      <w:instrText xml:space="preserve"> PAGE </w:instrText>
+    </w:r>
+    <w:r>
+      <w:fldChar w:fldCharType="separate"/>
+    </w:r>
+    <w:r>
+      <w:t>1</w:t>
+    </w:r>
+    <w:r>
+      <w:fldChar w:fldCharType="end"/>
+    </w:r>
+  </w:p>
+</w:ftr>
+</file>
+
+<file path=word/ftr-none.xml><?xml version="1.0" encoding="utf-8"?>
+<w:ftr xmlns:w="http://schemas.openxmlformats.org/wordprocessingml/2006/main" xmlns:r="http://schemas.openxmlformats.org/officeDocument/2006/relationships">
+  <w:p>
+    <w:pPr>
+      <w:spacing w:before="0" w:after="0"/>
+      <w:jc w:val="center"/>
+    </w:pPr>
+  </w:p>
+</w:ftr>
+</file>
+
+<file path=word/ftr-own1.xml><?xml version="1.0" encoding="utf-8"?>
+<w:ftr xmlns:w="http://schemas.openxmlformats.org/wordprocessingml/2006/main" xmlns:r="http://schemas.openxmlformats.org/officeDocument/2006/relationships">
+  <w:tbl>
+    <w:tblPr>
+      <w:tblW w:w="9360" w:type="dxa"/>
+      <w:tblInd w:w="0" w:type="dxa"/>
+      <w:tblBorders>
+        <w:top w:val="nil"/>
+        <w:left w:val="nil"/>
+        <w:bottom w:val="nil"/>
+        <w:right w:val="nil"/>
+        <w:insideH w:val="nil"/>
+        <w:insideV w:val="nil"/>
+      </w:tblBorders>
+      <w:tblLayout w:type="fixed"/>
+      <w:tblCellMar>
+        <w:top w:w="0" w:type="dxa"/>
+        <w:left w:w="0" w:type="dxa"/>
+        <w:bottom w:w="0" w:type="dxa"/>
+        <w:right w:w="0" w:type="dxa"/>
+      </w:tblCellMar>
+      <w:tblLook w:val="0000" w:firstRow="0" w:lastRow="0" w:firstColumn="0" w:lastColumn="0" w:noHBand="0" w:noVBand="0"/>
+    </w:tblPr>
+    <w:tblGrid>
+      <w:gridCol w:w="7488"/>
+      <w:gridCol w:w="1872"/>
+    </w:tblGrid>
+    <w:tr>
+      <w:tc>
+        <w:tcPr>
+          <w:tcW w:w="7488" w:type="dxa"/>
+          <w:tcMar>
+            <w:top w:w="0" w:type="dxa"/>
+            <w:bottom w:w="0" w:type="dxa"/>
+          </w:tcMar>
+        </w:tcPr>
+        <w:p>
+          <w:pPr>
+            <w:spacing w:before="0" w:after="0" w:line="276" w:lineRule="exact"/>
+            <w:ind w:left="0" w:firstLine="0"/>
+            <w:jc w:val="left"/>
+          </w:pPr>
+          <w:r>
+            <w:t xml:space="preserve">FIRST AMENDED COMPLAINT AGAINST GLOBAL BANK OF COMMERCE LIMITED</w:t>
+          </w:r>
+        </w:p>
+      </w:tc>
+      <w:tc>
+        <w:tcPr>
+          <w:tcW w:w="1872" w:type="dxa"/>
+          <w:tcMar>
+            <w:top w:w="0" w:type="dxa"/>
+            <w:bottom w:w="0" w:type="dxa"/>
+          </w:tcMar>
+          <w:vAlign w:val="bottom"/>
+        </w:tcPr>
+        <w:p>
+          <w:pPr>
+            <w:spacing w:before="0" w:after="0" w:line="276" w:lineRule="exact"/>
+            <w:ind w:left="0" w:firstLine="0"/>
+            <w:jc w:val="right"/>
+          </w:pPr>
+          <w:r>
+            <w:t xml:space="preserve">Page </w:t>
+          </w:r>
+          <w:r>
+            <w:fldChar w:fldCharType="begin"/>
+          </w:r>
+          <w:r>
+            <w:instrText xml:space="preserve"> PAGE </w:instrText>
+          </w:r>
+          <w:r>
+            <w:fldChar w:fldCharType="separate"/>
+          </w:r>
+          <w:r>
+            <w:t>1</w:t>
+          </w:r>
+          <w:r>
+            <w:fldChar w:fldCharType="end"/>
+          </w:r>
+          <w:r>
+            <w:t xml:space="preserve"> of </w:t>
+          </w:r>
+          <w:r>
+            <w:fldChar w:fldCharType="begin"/>
+          </w:r>
+          <w:r>
+            <w:instrText xml:space="preserve"> NUMPAGES </w:instrText>
+          </w:r>
+          <w:r>
+            <w:fldChar w:fldCharType="separate"/>
+          </w:r>
+          <w:r>
+            <w:t>1</w:t>
+          </w:r>
+          <w:r>
+            <w:fldChar w:fldCharType="end"/>
+          </w:r>
+        </w:p>
+      </w:tc>
+    </w:tr>
+  </w:tbl>
+  <w:p>
+    <w:pPr>
+      <w:spacing w:before="0" w:after="0" w:line="20" w:lineRule="exact"/>
+      <w:ind w:left="0" w:firstLine="0"/>
+      <w:jc w:val="left"/>
+    </w:pPr>
+  </w:p>
+</w:ftr>
+</file>
+
+<file path=word/ftr-page.xml><?xml version="1.0" encoding="utf-8"?>
+<w:ftr xmlns:w="http://schemas.openxmlformats.org/wordprocessingml/2006/main" xmlns:r="http://schemas.openxmlformats.org/officeDocument/2006/relationships">
+  <w:p>
+    <w:pPr>
+      <w:spacing w:before="0" w:after="0"/>
+      <w:jc w:val="center"/>
+    </w:pPr>
+    <w:r>
+      <w:fldChar w:fldCharType="begin"/>
+    </w:r>
+    <w:r>
+      <w:instrText xml:space="preserve"> PAGE </w:instrText>
+    </w:r>
+    <w:r>
+      <w:fldChar w:fldCharType="separate"/>
+    </w:r>
+    <w:r>
+      <w:t>1</w:t>
+    </w:r>
+    <w:r>
+      <w:fldChar w:fldCharType="end"/>
+    </w:r>
+  </w:p>
+</w:ftr>
 </file>
 
 <file path=word/numbering.xml><?xml version="1.0" encoding="utf-8"?>
@@ -1803,20 +4950,49 @@
   <w:docDefaults>
     <w:rPrDefault>
       <w:rPr>
-        <w:rFonts w:ascii="EB Garamond" w:cs="EB Garamond" w:eastAsia="EB Garamond" w:hAnsi="EB Garamond"/>
-        <w:sz w:val="26"/>
-        <w:szCs w:val="26"/>
-        <w:lang w:bidi="ar-SA" w:eastAsia="en-US" w:val="en-US"/>
+        <w:rFonts w:ascii="Times New Roman" w:hAnsi="Times New Roman" w:eastAsia="Times New Roman" w:cs="Times New Roman"/>
+        <w:sz w:val="24"/>
+        <w:szCs w:val="24"/>
+        <w:lang w:val="en-US" w:eastAsia="zh-CN" w:bidi="ar-SA"/>
       </w:rPr>
     </w:rPrDefault>
     <w:pPrDefault>
       <w:pPr>
-        <w:spacing w:after="0" w:before="0"/>
+        <w:widowControl/>
+        <w:spacing w:after="0"/>
       </w:pPr>
     </w:pPrDefault>
   </w:docDefaults>
-  <w:latentStyles w:count="276" w:defLockedState="0" w:defQFormat="0" w:defSemiHidden="0" w:defUIPriority="0" w:defUnhideWhenUsed="0"/>
-  <w:style w:styleId="Title" w:type="paragraph">
+  <w:latentStyles w:defLockedState="0" w:defUIPriority="0" w:defSemiHidden="0" w:defUnhideWhenUsed="0" w:defQFormat="0" w:count="276"/>
+  <w:style w:type="paragraph" w:default="1" w:styleId="Normal">
+    <w:name w:val="Normal"/>
+    <w:qFormat/>
+  </w:style>
+  <w:style w:type="paragraph" w:styleId="BodyText">
+    <w:name w:val="Body Text"/>
+    <w:basedOn w:val="Normal"/>
+    <w:link w:val="BodyTextChar"/>
+    <w:qFormat/>
+    <w:pPr>
+      <w:spacing w:before="0" w:after="0" w:line="480" w:lineRule="exact"/>
+      <w:ind w:firstLine="720"/>
+    </w:pPr>
+  </w:style>
+  <w:style w:type="paragraph" w:customStyle="1" w:styleId="FirstParagraph">
+    <w:name w:val="First Paragraph"/>
+    <w:basedOn w:val="BodyText"/>
+    <w:next w:val="BodyText"/>
+    <w:qFormat/>
+  </w:style>
+  <w:style w:type="paragraph" w:customStyle="1" w:styleId="Compact">
+    <w:name w:val="Compact"/>
+    <w:basedOn w:val="BodyText"/>
+    <w:qFormat/>
+    <w:pPr>
+      <w:spacing w:before="36" w:after="36"/>
+    </w:pPr>
+  </w:style>
+  <w:style w:type="paragraph" w:styleId="Title">
     <w:name w:val="Title"/>
     <w:basedOn w:val="Normal"/>
     <w:next w:val="BodyText"/>
@@ -1830,24 +5006,24 @@
       <w:jc w:val="center"/>
     </w:pPr>
     <w:rPr>
-      <w:rFonts w:asciiTheme="majorHAnsi" w:cstheme="majorBidi" w:eastAsiaTheme="majorEastAsia" w:hAnsiTheme="majorHAnsi"/>
+      <w:rFonts w:asciiTheme="majorHAnsi" w:eastAsiaTheme="majorEastAsia" w:hAnsiTheme="majorHAnsi" w:cstheme="majorBidi"/>
       <w:sz w:val="56"/>
       <w:szCs w:val="56"/>
     </w:rPr>
   </w:style>
-  <w:style w:customStyle="1" w:styleId="TitleChar" w:type="character">
+  <w:style w:type="character" w:customStyle="1" w:styleId="TitleChar">
     <w:name w:val="Title Char"/>
     <w:basedOn w:val="DefaultParagraphFont"/>
     <w:link w:val="Title"/>
     <w:uiPriority w:val="10"/>
     <w:rsid w:val="00A10FD9"/>
     <w:rPr>
-      <w:rFonts w:asciiTheme="majorHAnsi" w:cstheme="majorBidi" w:eastAsiaTheme="majorEastAsia" w:hAnsiTheme="majorHAnsi"/>
+      <w:rFonts w:asciiTheme="majorHAnsi" w:eastAsiaTheme="majorEastAsia" w:hAnsiTheme="majorHAnsi" w:cstheme="majorBidi"/>
       <w:sz w:val="56"/>
       <w:szCs w:val="56"/>
     </w:rPr>
   </w:style>
-  <w:style w:styleId="Subtitle" w:type="paragraph">
+  <w:style w:type="paragraph" w:styleId="Subtitle">
     <w:name w:val="Subtitle"/>
     <w:basedOn w:val="Title"/>
     <w:next w:val="BodyText"/>
@@ -1861,27 +5037,27 @@
       </w:numPr>
     </w:pPr>
     <w:rPr>
-      <w:rFonts w:cstheme="majorBidi" w:eastAsiaTheme="majorEastAsia"/>
+      <w:rFonts w:eastAsiaTheme="majorEastAsia" w:cstheme="majorBidi"/>
       <w:spacing w:val="15"/>
       <w:sz w:val="28"/>
       <w:szCs w:val="28"/>
     </w:rPr>
   </w:style>
-  <w:style w:customStyle="1" w:styleId="SubtitleChar" w:type="character">
+  <w:style w:type="character" w:customStyle="1" w:styleId="SubtitleChar">
     <w:name w:val="Subtitle Char"/>
     <w:basedOn w:val="DefaultParagraphFont"/>
     <w:link w:val="Subtitle"/>
     <w:uiPriority w:val="11"/>
     <w:rsid w:val="00A10FD9"/>
     <w:rPr>
-      <w:rFonts w:cstheme="majorBidi" w:eastAsiaTheme="majorEastAsia"/>
-      <w:color w:themeColor="text1" w:themeTint="A6" w:val="595959"/>
+      <w:rFonts w:eastAsiaTheme="majorEastAsia" w:cstheme="majorBidi"/>
+      <w:color w:val="595959" w:themeColor="text1" w:themeTint="A6"/>
       <w:spacing w:val="15"/>
       <w:sz w:val="28"/>
       <w:szCs w:val="28"/>
     </w:rPr>
   </w:style>
-  <w:style w:customStyle="1" w:styleId="Author" w:type="paragraph">
+  <w:style w:type="paragraph" w:customStyle="1" w:styleId="Author">
     <w:name w:val="Author"/>
     <w:basedOn w:val="Title"/>
     <w:next w:val="BodyText"/>
@@ -1895,7 +5071,7 @@
       <w:szCs w:val="24"/>
     </w:rPr>
   </w:style>
-  <w:style w:styleId="Date" w:type="paragraph">
+  <w:style w:type="paragraph" w:styleId="Date">
     <w:name w:val="Date"/>
     <w:basedOn w:val="Title"/>
     <w:next w:val="BodyText"/>
@@ -1909,7 +5085,7 @@
       <w:szCs w:val="24"/>
     </w:rPr>
   </w:style>
-  <w:style w:customStyle="1" w:styleId="AbstractTitle" w:type="paragraph">
+  <w:style w:type="paragraph" w:customStyle="1" w:styleId="AbstractTitle">
     <w:name w:val="Abstract Title"/>
     <w:basedOn w:val="Normal"/>
     <w:next w:val="Abstract"/>
@@ -1917,7 +5093,7 @@
     <w:pPr>
       <w:keepNext/>
       <w:keepLines/>
-      <w:spacing w:after="0" w:before="300"/>
+      <w:spacing w:before="300" w:after="0"/>
       <w:jc w:val="center"/>
     </w:pPr>
     <w:rPr>
@@ -1926,7 +5102,7 @@
       <w:szCs w:val="20"/>
     </w:rPr>
   </w:style>
-  <w:style w:customStyle="1" w:styleId="Abstract" w:type="paragraph">
+  <w:style w:type="paragraph" w:customStyle="1" w:styleId="Abstract">
     <w:name w:val="Abstract"/>
     <w:basedOn w:val="Normal"/>
     <w:next w:val="BodyText"/>
@@ -1934,14 +5110,14 @@
     <w:pPr>
       <w:keepNext/>
       <w:keepLines/>
-      <w:spacing w:after="300" w:before="100"/>
+      <w:spacing w:before="100" w:after="300"/>
     </w:pPr>
     <w:rPr>
       <w:sz w:val="20"/>
       <w:szCs w:val="20"/>
     </w:rPr>
   </w:style>
-  <w:style w:styleId="Bibliography" w:type="paragraph">
+  <w:style w:type="paragraph" w:styleId="Bibliography">
     <w:name w:val="Bibliography"/>
     <w:basedOn w:val="Normal"/>
     <w:next w:val="Bibliography"/>
@@ -1949,7 +5125,59 @@
     <w:pPr/>
     <w:rPr/>
   </w:style>
-  <w:style w:styleId="Heading3" w:type="paragraph">
+  <w:style w:type="paragraph" w:styleId="Heading1">
+    <w:name w:val="heading 1"/>
+    <w:basedOn w:val="Normal"/>
+    <w:next w:val="BodyText"/>
+    <w:link w:val="Heading1Char"/>
+    <w:uiPriority w:val="9"/>
+    <w:qFormat/>
+    <w:rsid w:val="00A10FD9"/>
+    <w:pPr>
+      <w:keepNext/>
+      <w:keepLines/>
+      <w:spacing w:before="0" w:after="0" w:line="480" w:lineRule="exact"/>
+      <w:ind w:firstLine="0"/>
+      <w:jc w:val="center"/>
+      <w:outlineLvl w:val="0"/>
+    </w:pPr>
+    <w:rPr>
+      <w:rFonts w:ascii="Times New Roman" w:hAnsi="Times New Roman" w:eastAsia="Times New Roman" w:cs="Times New Roman"/>
+      <w:b/>
+      <w:bCs/>
+      <w:caps/>
+      <w:color w:val="000000"/>
+      <w:sz w:val="24"/>
+      <w:szCs w:val="24"/>
+    </w:rPr>
+  </w:style>
+  <w:style w:type="paragraph" w:styleId="Heading2">
+    <w:name w:val="heading 2"/>
+    <w:basedOn w:val="Normal"/>
+    <w:next w:val="BodyText"/>
+    <w:link w:val="Heading2Char"/>
+    <w:uiPriority w:val="9"/>
+    <w:semiHidden/>
+    <w:unhideWhenUsed/>
+    <w:qFormat/>
+    <w:rsid w:val="00A10FD9"/>
+    <w:pPr>
+      <w:keepNext/>
+      <w:keepLines/>
+      <w:spacing w:before="0" w:after="0" w:line="480" w:lineRule="exact"/>
+      <w:ind w:firstLine="0"/>
+      <w:outlineLvl w:val="1"/>
+    </w:pPr>
+    <w:rPr>
+      <w:rFonts w:ascii="Times New Roman" w:hAnsi="Times New Roman" w:eastAsia="Times New Roman" w:cs="Times New Roman"/>
+      <w:b/>
+      <w:bCs/>
+      <w:color w:val="000000"/>
+      <w:sz w:val="24"/>
+      <w:szCs w:val="24"/>
+    </w:rPr>
+  </w:style>
+  <w:style w:type="paragraph" w:styleId="Heading3">
     <w:name w:val="heading 3"/>
     <w:basedOn w:val="Normal"/>
     <w:next w:val="BodyText"/>
@@ -1962,17 +5190,20 @@
     <w:pPr>
       <w:keepNext/>
       <w:keepLines/>
-      <w:spacing w:after="80" w:before="160"/>
+      <w:spacing w:before="0" w:after="0" w:line="480" w:lineRule="exact"/>
+      <w:ind w:firstLine="0"/>
       <w:outlineLvl w:val="2"/>
     </w:pPr>
     <w:rPr>
-      <w:rFonts w:cstheme="majorBidi" w:eastAsiaTheme="majorEastAsia"/>
-      <w:color w:themeColor="accent1" w:themeShade="BF" w:val="0F4761"/>
-      <w:sz w:val="28"/>
-      <w:szCs w:val="28"/>
+      <w:rFonts w:ascii="Times New Roman" w:hAnsi="Times New Roman" w:eastAsia="Times New Roman" w:cs="Times New Roman"/>
+      <w:b/>
+      <w:bCs/>
+      <w:color w:val="000000"/>
+      <w:sz w:val="24"/>
+      <w:szCs w:val="24"/>
     </w:rPr>
   </w:style>
-  <w:style w:styleId="Heading4" w:type="paragraph">
+  <w:style w:type="paragraph" w:styleId="Heading4">
     <w:name w:val="heading 4"/>
     <w:basedOn w:val="Normal"/>
     <w:next w:val="BodyText"/>
@@ -1985,17 +5216,21 @@
     <w:pPr>
       <w:keepNext/>
       <w:keepLines/>
-      <w:spacing w:after="40" w:before="80"/>
+      <w:spacing w:before="0" w:after="0" w:line="480" w:lineRule="exact"/>
+      <w:ind w:firstLine="0"/>
       <w:outlineLvl w:val="3"/>
     </w:pPr>
     <w:rPr>
-      <w:rFonts w:cstheme="majorBidi" w:eastAsiaTheme="majorEastAsia"/>
+      <w:rFonts w:ascii="Times New Roman" w:hAnsi="Times New Roman" w:eastAsia="Times New Roman" w:cs="Times New Roman"/>
+      <w:b/>
+      <w:bCs/>
       <w:i/>
-      <w:iCs/>
-      <w:color w:themeColor="accent1" w:themeShade="BF" w:val="0F4761"/>
+      <w:color w:val="000000"/>
+      <w:sz w:val="24"/>
+      <w:szCs w:val="24"/>
     </w:rPr>
   </w:style>
-  <w:style w:styleId="Heading5" w:type="paragraph">
+  <w:style w:type="paragraph" w:styleId="Heading5">
     <w:name w:val="heading 5"/>
     <w:basedOn w:val="Normal"/>
     <w:next w:val="BodyText"/>
@@ -2008,15 +5243,21 @@
     <w:pPr>
       <w:keepNext/>
       <w:keepLines/>
-      <w:spacing w:after="40" w:before="80"/>
+      <w:spacing w:before="0" w:after="0" w:line="480" w:lineRule="exact"/>
+      <w:ind w:firstLine="0"/>
       <w:outlineLvl w:val="4"/>
     </w:pPr>
     <w:rPr>
-      <w:rFonts w:cstheme="majorBidi" w:eastAsiaTheme="majorEastAsia"/>
-      <w:color w:themeColor="accent1" w:themeShade="BF" w:val="0F4761"/>
+      <w:rFonts w:ascii="Times New Roman" w:hAnsi="Times New Roman" w:eastAsia="Times New Roman" w:cs="Times New Roman"/>
+      <w:b/>
+      <w:bCs/>
+      <w:i/>
+      <w:color w:val="000000"/>
+      <w:sz w:val="24"/>
+      <w:szCs w:val="24"/>
     </w:rPr>
   </w:style>
-  <w:style w:styleId="Heading6" w:type="paragraph">
+  <w:style w:type="paragraph" w:styleId="Heading6">
     <w:name w:val="heading 6"/>
     <w:basedOn w:val="Normal"/>
     <w:next w:val="BodyText"/>
@@ -2029,17 +5270,17 @@
     <w:pPr>
       <w:keepNext/>
       <w:keepLines/>
-      <w:spacing w:after="0" w:before="40"/>
+      <w:spacing w:before="40" w:after="0"/>
       <w:outlineLvl w:val="5"/>
     </w:pPr>
     <w:rPr>
-      <w:rFonts w:cstheme="majorBidi" w:eastAsiaTheme="majorEastAsia"/>
+      <w:rFonts w:eastAsiaTheme="majorEastAsia" w:cstheme="majorBidi"/>
       <w:i/>
       <w:iCs/>
-      <w:color w:themeColor="text1" w:themeTint="A6" w:val="595959"/>
+      <w:color w:val="595959" w:themeColor="text1" w:themeTint="A6"/>
     </w:rPr>
   </w:style>
-  <w:style w:styleId="Heading7" w:type="paragraph">
+  <w:style w:type="paragraph" w:styleId="Heading7">
     <w:name w:val="heading 7"/>
     <w:basedOn w:val="Normal"/>
     <w:next w:val="BodyText"/>
@@ -2052,15 +5293,15 @@
     <w:pPr>
       <w:keepNext/>
       <w:keepLines/>
-      <w:spacing w:after="0" w:before="40"/>
+      <w:spacing w:before="40" w:after="0"/>
       <w:outlineLvl w:val="6"/>
     </w:pPr>
     <w:rPr>
-      <w:rFonts w:cstheme="majorBidi" w:eastAsiaTheme="majorEastAsia"/>
-      <w:color w:themeColor="text1" w:themeTint="A6" w:val="595959"/>
+      <w:rFonts w:eastAsiaTheme="majorEastAsia" w:cstheme="majorBidi"/>
+      <w:color w:val="595959" w:themeColor="text1" w:themeTint="A6"/>
     </w:rPr>
   </w:style>
-  <w:style w:styleId="Heading8" w:type="paragraph">
+  <w:style w:type="paragraph" w:styleId="Heading8">
     <w:name w:val="heading 8"/>
     <w:basedOn w:val="Normal"/>
     <w:next w:val="BodyText"/>
@@ -2077,13 +5318,13 @@
       <w:outlineLvl w:val="7"/>
     </w:pPr>
     <w:rPr>
-      <w:rFonts w:cstheme="majorBidi" w:eastAsiaTheme="majorEastAsia"/>
+      <w:rFonts w:eastAsiaTheme="majorEastAsia" w:cstheme="majorBidi"/>
       <w:i/>
       <w:iCs/>
-      <w:color w:themeColor="text1" w:themeTint="D8" w:val="272727"/>
+      <w:color w:val="272727" w:themeColor="text1" w:themeTint="D8"/>
     </w:rPr>
   </w:style>
-  <w:style w:styleId="Heading9" w:type="paragraph">
+  <w:style w:type="paragraph" w:styleId="Heading9">
     <w:name w:val="heading 9"/>
     <w:basedOn w:val="Normal"/>
     <w:next w:val="BodyText"/>
@@ -2100,24 +5341,24 @@
       <w:outlineLvl w:val="8"/>
     </w:pPr>
     <w:rPr>
-      <w:rFonts w:cstheme="majorBidi" w:eastAsiaTheme="majorEastAsia"/>
-      <w:color w:themeColor="text1" w:themeTint="D8" w:val="272727"/>
+      <w:rFonts w:eastAsiaTheme="majorEastAsia" w:cstheme="majorBidi"/>
+      <w:color w:val="272727" w:themeColor="text1" w:themeTint="D8"/>
     </w:rPr>
   </w:style>
-  <w:style w:customStyle="1" w:styleId="Heading1Char" w:type="character">
+  <w:style w:type="character" w:customStyle="1" w:styleId="Heading1Char">
     <w:name w:val="Heading 1 Char"/>
     <w:basedOn w:val="DefaultParagraphFont"/>
     <w:link w:val="Heading1"/>
     <w:uiPriority w:val="9"/>
     <w:rsid w:val="00A10FD9"/>
     <w:rPr>
-      <w:rFonts w:asciiTheme="majorHAnsi" w:cstheme="majorBidi" w:eastAsiaTheme="majorEastAsia" w:hAnsiTheme="majorHAnsi"/>
-      <w:color w:themeColor="accent1" w:themeShade="BF" w:val="0F4761"/>
+      <w:rFonts w:asciiTheme="majorHAnsi" w:eastAsiaTheme="majorEastAsia" w:hAnsiTheme="majorHAnsi" w:cstheme="majorBidi"/>
+      <w:color w:val="0F4761" w:themeColor="accent1" w:themeShade="BF"/>
       <w:sz w:val="40"/>
       <w:szCs w:val="40"/>
     </w:rPr>
   </w:style>
-  <w:style w:customStyle="1" w:styleId="Heading2Char" w:type="character">
+  <w:style w:type="character" w:customStyle="1" w:styleId="Heading2Char">
     <w:name w:val="Heading 2 Char"/>
     <w:basedOn w:val="DefaultParagraphFont"/>
     <w:link w:val="Heading2"/>
@@ -2125,13 +5366,13 @@
     <w:semiHidden/>
     <w:rsid w:val="00A10FD9"/>
     <w:rPr>
-      <w:rFonts w:asciiTheme="majorHAnsi" w:cstheme="majorBidi" w:eastAsiaTheme="majorEastAsia" w:hAnsiTheme="majorHAnsi"/>
-      <w:color w:themeColor="accent1" w:themeShade="BF" w:val="0F4761"/>
+      <w:rFonts w:asciiTheme="majorHAnsi" w:eastAsiaTheme="majorEastAsia" w:hAnsiTheme="majorHAnsi" w:cstheme="majorBidi"/>
+      <w:color w:val="0F4761" w:themeColor="accent1" w:themeShade="BF"/>
       <w:sz w:val="32"/>
       <w:szCs w:val="32"/>
     </w:rPr>
   </w:style>
-  <w:style w:customStyle="1" w:styleId="Heading3Char" w:type="character">
+  <w:style w:type="character" w:customStyle="1" w:styleId="Heading3Char">
     <w:name w:val="Heading 3 Char"/>
     <w:basedOn w:val="DefaultParagraphFont"/>
     <w:link w:val="Heading3"/>
@@ -2139,13 +5380,13 @@
     <w:semiHidden/>
     <w:rsid w:val="00A10FD9"/>
     <w:rPr>
-      <w:rFonts w:cstheme="majorBidi" w:eastAsiaTheme="majorEastAsia"/>
-      <w:color w:themeColor="accent1" w:themeShade="BF" w:val="0F4761"/>
+      <w:rFonts w:eastAsiaTheme="majorEastAsia" w:cstheme="majorBidi"/>
+      <w:color w:val="0F4761" w:themeColor="accent1" w:themeShade="BF"/>
       <w:sz w:val="28"/>
       <w:szCs w:val="28"/>
     </w:rPr>
   </w:style>
-  <w:style w:customStyle="1" w:styleId="Heading4Char" w:type="character">
+  <w:style w:type="character" w:customStyle="1" w:styleId="Heading4Char">
     <w:name w:val="Heading 4 Char"/>
     <w:basedOn w:val="DefaultParagraphFont"/>
     <w:link w:val="Heading4"/>
@@ -2153,13 +5394,13 @@
     <w:semiHidden/>
     <w:rsid w:val="00A10FD9"/>
     <w:rPr>
-      <w:rFonts w:cstheme="majorBidi" w:eastAsiaTheme="majorEastAsia"/>
+      <w:rFonts w:eastAsiaTheme="majorEastAsia" w:cstheme="majorBidi"/>
       <w:i/>
       <w:iCs/>
-      <w:color w:themeColor="accent1" w:themeShade="BF" w:val="0F4761"/>
+      <w:color w:val="0F4761" w:themeColor="accent1" w:themeShade="BF"/>
     </w:rPr>
   </w:style>
-  <w:style w:customStyle="1" w:styleId="Heading5Char" w:type="character">
+  <w:style w:type="character" w:customStyle="1" w:styleId="Heading5Char">
     <w:name w:val="Heading 5 Char"/>
     <w:basedOn w:val="DefaultParagraphFont"/>
     <w:link w:val="Heading5"/>
@@ -2167,11 +5408,11 @@
     <w:semiHidden/>
     <w:rsid w:val="00A10FD9"/>
     <w:rPr>
-      <w:rFonts w:cstheme="majorBidi" w:eastAsiaTheme="majorEastAsia"/>
-      <w:color w:themeColor="accent1" w:themeShade="BF" w:val="0F4761"/>
+      <w:rFonts w:eastAsiaTheme="majorEastAsia" w:cstheme="majorBidi"/>
+      <w:color w:val="0F4761" w:themeColor="accent1" w:themeShade="BF"/>
     </w:rPr>
   </w:style>
-  <w:style w:customStyle="1" w:styleId="Heading6Char" w:type="character">
+  <w:style w:type="character" w:customStyle="1" w:styleId="Heading6Char">
     <w:name w:val="Heading 6 Char"/>
     <w:basedOn w:val="DefaultParagraphFont"/>
     <w:link w:val="Heading6"/>
@@ -2179,13 +5420,13 @@
     <w:semiHidden/>
     <w:rsid w:val="00A10FD9"/>
     <w:rPr>
-      <w:rFonts w:cstheme="majorBidi" w:eastAsiaTheme="majorEastAsia"/>
+      <w:rFonts w:eastAsiaTheme="majorEastAsia" w:cstheme="majorBidi"/>
       <w:i/>
       <w:iCs/>
-      <w:color w:themeColor="text1" w:themeTint="A6" w:val="595959"/>
+      <w:color w:val="595959" w:themeColor="text1" w:themeTint="A6"/>
     </w:rPr>
   </w:style>
-  <w:style w:customStyle="1" w:styleId="Heading7Char" w:type="character">
+  <w:style w:type="character" w:customStyle="1" w:styleId="Heading7Char">
     <w:name w:val="Heading 7 Char"/>
     <w:basedOn w:val="DefaultParagraphFont"/>
     <w:link w:val="Heading7"/>
@@ -2193,11 +5434,11 @@
     <w:semiHidden/>
     <w:rsid w:val="00A10FD9"/>
     <w:rPr>
-      <w:rFonts w:cstheme="majorBidi" w:eastAsiaTheme="majorEastAsia"/>
-      <w:color w:themeColor="text1" w:themeTint="A6" w:val="595959"/>
+      <w:rFonts w:eastAsiaTheme="majorEastAsia" w:cstheme="majorBidi"/>
+      <w:color w:val="595959" w:themeColor="text1" w:themeTint="A6"/>
     </w:rPr>
   </w:style>
-  <w:style w:customStyle="1" w:styleId="Heading8Char" w:type="character">
+  <w:style w:type="character" w:customStyle="1" w:styleId="Heading8Char">
     <w:name w:val="Heading 8 Char"/>
     <w:basedOn w:val="DefaultParagraphFont"/>
     <w:link w:val="Heading8"/>
@@ -2205,13 +5446,13 @@
     <w:semiHidden/>
     <w:rsid w:val="00A10FD9"/>
     <w:rPr>
-      <w:rFonts w:cstheme="majorBidi" w:eastAsiaTheme="majorEastAsia"/>
+      <w:rFonts w:eastAsiaTheme="majorEastAsia" w:cstheme="majorBidi"/>
       <w:i/>
       <w:iCs/>
-      <w:color w:themeColor="text1" w:themeTint="D8" w:val="272727"/>
+      <w:color w:val="272727" w:themeColor="text1" w:themeTint="D8"/>
     </w:rPr>
   </w:style>
-  <w:style w:customStyle="1" w:styleId="Heading9Char" w:type="character">
+  <w:style w:type="character" w:customStyle="1" w:styleId="Heading9Char">
     <w:name w:val="Heading 9 Char"/>
     <w:basedOn w:val="DefaultParagraphFont"/>
     <w:link w:val="Heading9"/>
@@ -2219,11 +5460,20 @@
     <w:semiHidden/>
     <w:rsid w:val="00A10FD9"/>
     <w:rPr>
-      <w:rFonts w:cstheme="majorBidi" w:eastAsiaTheme="majorEastAsia"/>
-      <w:color w:themeColor="text1" w:themeTint="D8" w:val="272727"/>
+      <w:rFonts w:eastAsiaTheme="majorEastAsia" w:cstheme="majorBidi"/>
+      <w:color w:val="272727" w:themeColor="text1" w:themeTint="D8"/>
     </w:rPr>
   </w:style>
-  <w:style w:styleId="BlockText" w:type="paragraph">
+  <w:style w:type="paragraph" w:customStyle="1" w:styleId="ListItem">
+    <w:name w:val="List Item"/>
+    <w:basedOn w:val="BodyText"/>
+    <w:qFormat/>
+    <w:pPr>
+      <w:spacing w:before="0" w:after="0" w:line="480" w:lineRule="exact"/>
+      <w:ind w:left="720" w:hanging="720"/>
+    </w:pPr>
+  </w:style>
+  <w:style w:type="paragraph" w:styleId="BlockText">
     <w:name w:val="Block Text"/>
     <w:basedOn w:val="BodyText"/>
     <w:next w:val="BodyText"/>
@@ -2231,11 +5481,27 @@
     <w:unhideWhenUsed/>
     <w:qFormat/>
     <w:pPr>
-      <w:spacing w:after="100" w:before="100"/>
-      <w:ind w:firstLine="0" w:left="480" w:right="480"/>
+      <w:spacing w:before="280" w:after="280" w:line="276" w:lineRule="exact"/>
+      <w:ind w:firstLine="0" w:left="720" w:right="720"/>
     </w:pPr>
   </w:style>
-  <w:style w:styleId="FootnoteBlockText" w:type="paragraph">
+  <w:style w:type="paragraph" w:styleId="FootnoteText">
+    <w:name w:val="Footnote Text"/>
+    <w:basedOn w:val="Normal"/>
+    <w:next w:val="FootnoteText"/>
+    <w:uiPriority w:val="9"/>
+    <w:unhideWhenUsed/>
+    <w:qFormat/>
+    <w:pPr>
+      <w:keepLines/>
+      <w:spacing w:before="0" w:after="140" w:line="276" w:lineRule="exact"/>
+    </w:pPr>
+    <w:rPr>
+      <w:sz w:val="24"/>
+      <w:szCs w:val="24"/>
+    </w:rPr>
+  </w:style>
+  <w:style w:type="paragraph" w:styleId="FootnoteBlockText">
     <w:name w:val="Footnote Block Text"/>
     <w:basedOn w:val="FootnoteText"/>
     <w:next w:val="FootnoteText"/>
@@ -2243,38 +5509,29 @@
     <w:unhideWhenUsed/>
     <w:qFormat/>
     <w:pPr>
-      <w:spacing w:after="100" w:before="100"/>
-      <w:ind w:firstLine="0" w:left="480" w:right="480"/>
+      <w:spacing w:before="280" w:after="280"/>
+      <w:ind w:firstLine="0" w:left="720" w:right="720"/>
     </w:pPr>
   </w:style>
-  <w:style w:default="1" w:styleId="DefaultParagraphFont" w:type="character">
+  <w:style w:type="character" w:default="1" w:styleId="DefaultParagraphFont">
     <w:name w:val="Default Paragraph Font"/>
     <w:semiHidden/>
     <w:unhideWhenUsed/>
   </w:style>
-  <w:style w:default="1" w:styleId="Table" w:type="table">
+  <w:style w:type="table" w:default="1" w:styleId="Table">
     <w:name w:val="Table"/>
     <w:basedOn w:val="TableNormal"/>
-    <w:semiHidden/>
-    <w:unhideWhenUsed/>
     <w:qFormat/>
     <w:tblPr>
-      <w:tblInd w:type="dxa" w:w="0"/>
+      <w:tblInd w:w="0" w:type="dxa"/>
       <w:tblCellMar>
-        <w:top w:type="dxa" w:w="0"/>
-        <w:left w:type="dxa" w:w="108"/>
-        <w:bottom w:type="dxa" w:w="0"/>
-        <w:right w:type="dxa" w:w="108"/>
+        <w:top w:w="0" w:type="dxa"/>
+        <w:left w:w="108" w:type="dxa"/>
+        <w:bottom w:w="0" w:type="dxa"/>
+        <w:right w:w="108" w:type="dxa"/>
       </w:tblCellMar>
     </w:tblPr>
     <w:tblStylePr w:type="firstRow">
-      <w:tblPr>
-        <w:jc w:val="left"/>
-        <w:tblInd w:type="dxa" w:w="0"/>
-      </w:tblPr>
-      <w:trPr>
-        <w:jc w:val="left"/>
-      </w:trPr>
       <w:tcPr>
         <w:tcBorders>
           <w:bottom w:val="single"/>
@@ -2283,7 +5540,7 @@
       </w:tcPr>
     </w:tblStylePr>
   </w:style>
-  <w:style w:customStyle="1" w:styleId="DefinitionTerm" w:type="paragraph">
+  <w:style w:type="paragraph" w:customStyle="1" w:styleId="DefinitionTerm">
     <w:name w:val="Definition Term"/>
     <w:basedOn w:val="Normal"/>
     <w:next w:val="Definition"/>
@@ -2296,49 +5553,49 @@
       <w:b/>
     </w:rPr>
   </w:style>
-  <w:style w:customStyle="1" w:styleId="Definition" w:type="paragraph">
+  <w:style w:type="paragraph" w:customStyle="1" w:styleId="Definition">
     <w:name w:val="Definition"/>
     <w:basedOn w:val="Normal"/>
   </w:style>
-  <w:style w:styleId="Caption" w:type="paragraph">
+  <w:style w:type="paragraph" w:styleId="Caption">
     <w:name w:val="Caption"/>
     <w:basedOn w:val="Normal"/>
     <w:link w:val="BodyTextChar"/>
     <w:pPr>
-      <w:spacing w:after="120" w:before="0"/>
+      <w:spacing w:before="0" w:after="120"/>
     </w:pPr>
     <w:rPr>
       <w:i/>
     </w:rPr>
   </w:style>
-  <w:style w:customStyle="1" w:styleId="TableCaption" w:type="paragraph">
+  <w:style w:type="paragraph" w:customStyle="1" w:styleId="TableCaption">
     <w:name w:val="Table Caption"/>
     <w:basedOn w:val="Caption"/>
     <w:pPr>
       <w:keepNext/>
     </w:pPr>
   </w:style>
-  <w:style w:customStyle="1" w:styleId="ImageCaption" w:type="paragraph">
+  <w:style w:type="paragraph" w:customStyle="1" w:styleId="ImageCaption">
     <w:name w:val="Image Caption"/>
     <w:basedOn w:val="Caption"/>
   </w:style>
-  <w:style w:customStyle="1" w:styleId="Figure" w:type="paragraph">
+  <w:style w:type="paragraph" w:customStyle="1" w:styleId="Figure">
     <w:name w:val="Figure"/>
     <w:basedOn w:val="Normal"/>
   </w:style>
-  <w:style w:customStyle="1" w:styleId="CaptionedFigure" w:type="paragraph">
+  <w:style w:type="paragraph" w:customStyle="1" w:styleId="CaptionedFigure">
     <w:name w:val="Captioned Figure"/>
     <w:basedOn w:val="Figure"/>
     <w:pPr>
       <w:keepNext/>
     </w:pPr>
   </w:style>
-  <w:style w:customStyle="1" w:styleId="BodyTextChar" w:type="character">
+  <w:style w:type="character" w:customStyle="1" w:styleId="BodyTextChar">
     <w:name w:val="Body Text Char"/>
     <w:basedOn w:val="DefaultParagraphFont"/>
     <w:link w:val="BodyText"/>
   </w:style>
-  <w:style w:customStyle="1" w:styleId="VerbatimChar" w:type="character">
+  <w:style w:type="character" w:customStyle="1" w:styleId="VerbatimChar">
     <w:name w:val="Verbatim Char"/>
     <w:basedOn w:val="BodyTextChar"/>
     <w:rPr>
@@ -2346,25 +5603,25 @@
       <w:sz w:val="22"/>
     </w:rPr>
   </w:style>
-  <w:style w:customStyle="1" w:styleId="SectionNumber" w:type="character">
+  <w:style w:type="character" w:customStyle="1" w:styleId="SectionNumber">
     <w:name w:val="Section Number"/>
     <w:basedOn w:val="BodyTextChar"/>
   </w:style>
-  <w:style w:styleId="FootnoteReference" w:type="character">
+  <w:style w:type="character" w:styleId="FootnoteReference">
     <w:name w:val="Footnote Reference"/>
     <w:basedOn w:val="BodyTextChar"/>
     <w:rPr>
       <w:vertAlign w:val="superscript"/>
     </w:rPr>
   </w:style>
-  <w:style w:styleId="Hyperlink" w:type="character">
+  <w:style w:type="character" w:styleId="Hyperlink">
     <w:name w:val="Hyperlink"/>
     <w:basedOn w:val="BodyTextChar"/>
     <w:rPr>
-      <w:color w:themeColor="accent1" w:val="4F81BD"/>
+      <w:color w:val="000000"/>
     </w:rPr>
   </w:style>
-  <w:style w:styleId="TOCHeading" w:type="paragraph">
+  <w:style w:type="paragraph" w:styleId="TOCHeading">
     <w:name w:val="TOC Heading"/>
     <w:basedOn w:val="Heading1"/>
     <w:next w:val="BodyText"/>
@@ -2376,150 +5633,40 @@
       <w:outlineLvl w:val="9"/>
     </w:pPr>
     <w:rPr>
-      <w:rFonts w:asciiTheme="majorHAnsi" w:cstheme="majorBidi" w:eastAsiaTheme="majorEastAsia" w:hAnsiTheme="majorHAnsi"/>
+      <w:rFonts w:asciiTheme="majorHAnsi" w:eastAsiaTheme="majorEastAsia" w:hAnsiTheme="majorHAnsi" w:cstheme="majorBidi"/>
       <w:b w:val="0"/>
       <w:bCs w:val="0"/>
-      <w:color w:themeColor="accent1" w:themeShade="BF" w:val="365F91"/>
+      <w:color w:val="365F91" w:themeColor="accent1" w:themeShade="BF"/>
     </w:rPr>
   </w:style>
-  <w:style w:default="1" w:styleId="Normal" w:type="paragraph">
-    <w:name w:val="Normal"/>
-    <w:qFormat/>
-    <w:pPr>
-      <w:spacing w:after="0" w:before="0" w:line="390" w:lineRule="exact"/>
-      <w:ind w:firstLine="0"/>
-      <w:jc w:val="left"/>
-    </w:pPr>
-    <w:rPr>
-      <w:rFonts w:ascii="EB Garamond" w:cs="EB Garamond" w:eastAsia="EB Garamond" w:hAnsi="EB Garamond"/>
-      <w:sz w:val="26"/>
-      <w:szCs w:val="26"/>
-    </w:rPr>
-  </w:style>
-  <w:style w:styleId="BodyText" w:type="paragraph">
-    <w:name w:val="Body Text"/>
-    <w:basedOn w:val="Normal"/>
-    <w:qFormat/>
-    <w:pPr>
-      <w:ind w:firstLine="720"/>
-    </w:pPr>
-  </w:style>
-  <w:style w:customStyle="1" w:styleId="FirstParagraph" w:type="paragraph">
-    <w:name w:val="First Paragraph"/>
+  <w:style w:type="paragraph" w:customStyle="1" w:styleId="NumberedParagraph">
+    <w:name w:val="Numbered Paragraph"/>
     <w:basedOn w:val="BodyText"/>
-    <w:next w:val="BodyText"/>
-    <w:qFormat/>
-  </w:style>
-  <w:style w:customStyle="1" w:styleId="Compact" w:type="paragraph">
-    <w:name w:val="Compact"/>
-    <w:basedOn w:val="BodyText"/>
-    <w:qFormat/>
-  </w:style>
-  <w:style w:customStyle="1" w:styleId="NumberedParagraph" w:type="paragraph">
-    <w:name w:val="Numbered Paragraph"/>
-    <w:basedOn w:val="Normal"/>
     <w:qFormat/>
     <w:pPr>
       <w:tabs>
-        <w:tab w:pos="1440" w:val="left"/>
+        <w:tab w:val="left" w:pos="1440"/>
       </w:tabs>
+      <w:spacing w:before="0" w:after="0" w:line="480" w:lineRule="exact"/>
       <w:ind w:firstLine="720"/>
     </w:pPr>
   </w:style>
-  <w:style w:customStyle="1" w:styleId="Centered" w:type="paragraph">
-    <w:name w:val="Centered"/>
-    <w:basedOn w:val="Normal"/>
-    <w:qFormat/>
-    <w:pPr>
-      <w:ind w:firstLine="0"/>
-      <w:jc w:val="center"/>
-    </w:pPr>
-  </w:style>
-  <w:style w:customStyle="1" w:styleId="Front" w:type="paragraph">
-    <w:name w:val="Front"/>
-    <w:basedOn w:val="Normal"/>
-    <w:qFormat/>
-    <w:pPr>
-      <w:ind w:firstLine="0"/>
-      <w:jc w:val="left"/>
-    </w:pPr>
-  </w:style>
-  <w:style w:customStyle="1" w:styleId="Signature" w:type="paragraph">
-    <w:name w:val="Signature"/>
-    <w:basedOn w:val="Normal"/>
-    <w:qFormat/>
-    <w:pPr>
-      <w:keepLines/>
-      <w:ind w:firstLine="0" w:left="4320"/>
-    </w:pPr>
-  </w:style>
-  <w:style w:styleId="Heading1" w:type="paragraph">
-    <w:name w:val="heading 1"/>
-    <w:basedOn w:val="Normal"/>
-    <w:next w:val="BodyText"/>
-    <w:uiPriority w:val="9"/>
+  <w:style w:type="paragraph" w:customStyle="1" w:styleId="NumberedParagraphKeep">
+    <w:name w:val="Numbered Paragraph Keep"/>
+    <w:basedOn w:val="NumberedParagraph"/>
     <w:qFormat/>
     <w:pPr>
       <w:keepNext/>
       <w:keepLines/>
-      <w:spacing w:after="260" w:before="338" w:line="390" w:lineRule="exact"/>
-      <w:ind w:firstLine="0"/>
-      <w:jc w:val="center"/>
-      <w:outlineLvl w:val="0"/>
     </w:pPr>
-    <w:rPr>
-      <w:b/>
-      <w:bCs/>
-      <w:color w:val="000000"/>
-      <w:sz w:val="26"/>
-      <w:szCs w:val="26"/>
-    </w:rPr>
-  </w:style>
-  <w:style w:styleId="Heading2" w:type="paragraph">
-    <w:name w:val="heading 2"/>
-    <w:basedOn w:val="Normal"/>
-    <w:next w:val="BodyText"/>
-    <w:uiPriority w:val="9"/>
+  </w:style>
+  <w:style w:type="paragraph" w:customStyle="1" w:styleId="BodyTextKeep">
+    <w:name w:val="Body Text Keep"/>
+    <w:basedOn w:val="BodyText"/>
     <w:qFormat/>
     <w:pPr>
       <w:keepNext/>
       <w:keepLines/>
-      <w:spacing w:after="260" w:before="286" w:line="390" w:lineRule="exact"/>
-      <w:ind w:firstLine="0"/>
-      <w:jc w:val="center"/>
-      <w:outlineLvl w:val="1"/>
-    </w:pPr>
-    <w:rPr>
-      <w:b/>
-      <w:bCs/>
-      <w:color w:val="000000"/>
-      <w:sz w:val="26"/>
-      <w:szCs w:val="26"/>
-    </w:rPr>
-  </w:style>
-  <w:style w:styleId="FootnoteText" w:type="paragraph">
-    <w:name w:val="Footnote Text"/>
-    <w:basedOn w:val="Normal"/>
-    <w:uiPriority w:val="9"/>
-    <w:unhideWhenUsed/>
-    <w:qFormat/>
-    <w:pPr>
-      <w:spacing w:after="0" w:before="0" w:line="312" w:lineRule="exact"/>
-      <w:ind w:firstLine="0"/>
-    </w:pPr>
-    <w:rPr>
-      <w:sz w:val="26"/>
-      <w:szCs w:val="26"/>
-    </w:rPr>
-  </w:style>
-  <w:style w:styleId="Footer" w:type="paragraph">
-    <w:name w:val="footer"/>
-    <w:basedOn w:val="Normal"/>
-    <w:uiPriority w:val="99"/>
-    <w:pPr>
-      <w:spacing w:after="0" w:before="0" w:line="240" w:lineRule="auto"/>
-      <w:ind w:firstLine="0"/>
-      <w:jc w:val="right"/>
     </w:pPr>
   </w:style>
   <w:style w:type="paragraph" w:customStyle="1" w:styleId="SourceCode">
